--- a/2020_Christmas_List.docx
+++ b/2020_Christmas_List.docx
@@ -58,36 +58,7 @@
           <w:sz w:val="32"/>
           <w:szCs w:val="32"/>
         </w:rPr>
-        <w:fldChar w:fldCharType="begin"/>
-      </w:r>
-      <w:r>
-        <w:rPr>
-          <w:sz w:val="32"/>
-          <w:szCs w:val="32"/>
-        </w:rPr>
-        <w:instrText xml:space="preserve"> DATE \@ "dddd, MMMM d, yyyy" </w:instrText>
-      </w:r>
-      <w:r>
-        <w:rPr>
-          <w:sz w:val="32"/>
-          <w:szCs w:val="32"/>
-        </w:rPr>
-        <w:fldChar w:fldCharType="separate"/>
-      </w:r>
-      <w:r>
-        <w:rPr>
-          <w:noProof/>
-          <w:sz w:val="32"/>
-          <w:szCs w:val="32"/>
-        </w:rPr>
-        <w:t>Wednesday, November 4, 2020</w:t>
-      </w:r>
-      <w:r>
-        <w:rPr>
-          <w:sz w:val="32"/>
-          <w:szCs w:val="32"/>
-        </w:rPr>
-        <w:fldChar w:fldCharType="end"/>
+        <w:t>November 4, 2020</w:t>
       </w:r>
     </w:p>
     <w:p>
@@ -140,35 +111,7 @@
             <w:rStyle w:val="Hyperlink"/>
             <w:rFonts w:cs="Arial"/>
           </w:rPr>
-          <w:t>Amaz</w:t>
-        </w:r>
-        <w:r>
-          <w:rPr>
-            <w:rStyle w:val="Hyperlink"/>
-            <w:rFonts w:cs="Arial"/>
-          </w:rPr>
-          <w:t>o</w:t>
-        </w:r>
-        <w:r>
-          <w:rPr>
-            <w:rStyle w:val="Hyperlink"/>
-            <w:rFonts w:cs="Arial"/>
-          </w:rPr>
-          <w:t>n</w:t>
-        </w:r>
-        <w:r>
-          <w:rPr>
-            <w:rStyle w:val="Hyperlink"/>
-            <w:rFonts w:cs="Arial"/>
-          </w:rPr>
-          <w:t xml:space="preserve"> </w:t>
-        </w:r>
-        <w:r>
-          <w:rPr>
-            <w:rStyle w:val="Hyperlink"/>
-            <w:rFonts w:cs="Arial"/>
-          </w:rPr>
-          <w:t>link</w:t>
+          <w:t>Amazon link</w:t>
         </w:r>
       </w:hyperlink>
     </w:p>
@@ -188,7 +131,49 @@
         <w:rPr>
           <w:rFonts w:cs="Arial"/>
         </w:rPr>
-        <w:t xml:space="preserve">Golf glove (left hand, large) </w:t>
+        <w:t xml:space="preserve">Power Grid </w:t>
+      </w:r>
+      <w:r>
+        <w:rPr>
+          <w:rFonts w:cs="Arial"/>
+        </w:rPr>
+        <w:t>(</w:t>
+      </w:r>
+      <w:r>
+        <w:rPr>
+          <w:rFonts w:cs="Arial"/>
+        </w:rPr>
+        <w:t>b</w:t>
+      </w:r>
+      <w:r>
+        <w:rPr>
+          <w:rFonts w:cs="Arial"/>
+        </w:rPr>
+        <w:t xml:space="preserve">oard </w:t>
+      </w:r>
+      <w:r>
+        <w:rPr>
+          <w:rFonts w:cs="Arial"/>
+        </w:rPr>
+        <w:t>g</w:t>
+      </w:r>
+      <w:r>
+        <w:rPr>
+          <w:rFonts w:cs="Arial"/>
+        </w:rPr>
+        <w:t>ame</w:t>
+      </w:r>
+      <w:r>
+        <w:rPr>
+          <w:rFonts w:cs="Arial"/>
+        </w:rPr>
+        <w:t>)</w:t>
+      </w:r>
+      <w:r>
+        <w:rPr>
+          <w:rFonts w:cs="Arial"/>
+        </w:rPr>
+        <w:t xml:space="preserve"> </w:t>
       </w:r>
       <w:r>
         <w:rPr>
@@ -228,7 +213,7 @@
         <w:rPr>
           <w:rFonts w:cs="Arial"/>
         </w:rPr>
-        <w:t xml:space="preserve">Power Grid </w:t>
+        <w:t xml:space="preserve">Mississippi Queen </w:t>
       </w:r>
       <w:r>
         <w:rPr>
@@ -290,21 +275,7 @@
             <w:rStyle w:val="Hyperlink"/>
             <w:rFonts w:cs="Arial"/>
           </w:rPr>
-          <w:t xml:space="preserve">Amazon </w:t>
-        </w:r>
-        <w:r>
-          <w:rPr>
-            <w:rStyle w:val="Hyperlink"/>
-            <w:rFonts w:cs="Arial"/>
-          </w:rPr>
-          <w:t>l</w:t>
-        </w:r>
-        <w:r>
-          <w:rPr>
-            <w:rStyle w:val="Hyperlink"/>
-            <w:rFonts w:cs="Arial"/>
-          </w:rPr>
-          <w:t>ink</w:t>
+          <w:t>Amazon link</w:t>
         </w:r>
       </w:hyperlink>
     </w:p>
@@ -324,7 +295,7 @@
         <w:rPr>
           <w:rFonts w:cs="Arial"/>
         </w:rPr>
-        <w:t xml:space="preserve">Mississippi Queen </w:t>
+        <w:t xml:space="preserve">Secret Hitler </w:t>
       </w:r>
       <w:r>
         <w:rPr>
@@ -366,19 +337,7 @@
         <w:rPr>
           <w:rFonts w:cs="Arial"/>
         </w:rPr>
-        <w:t xml:space="preserve"> </w:t>
-      </w:r>
-      <w:r>
-        <w:rPr>
-          <w:rFonts w:cs="Arial"/>
-        </w:rPr>
-        <w:t>–</w:t>
-      </w:r>
-      <w:r>
-        <w:rPr>
-          <w:rFonts w:cs="Arial"/>
-        </w:rPr>
-        <w:t xml:space="preserve"> e.g., </w:t>
+        <w:t xml:space="preserve"> – e.g., </w:t>
       </w:r>
       <w:hyperlink r:id="rId9" w:history="1">
         <w:r>
@@ -386,21 +345,7 @@
             <w:rStyle w:val="Hyperlink"/>
             <w:rFonts w:cs="Arial"/>
           </w:rPr>
-          <w:t>Amazon l</w:t>
-        </w:r>
-        <w:r>
-          <w:rPr>
-            <w:rStyle w:val="Hyperlink"/>
-            <w:rFonts w:cs="Arial"/>
-          </w:rPr>
-          <w:t>i</w:t>
-        </w:r>
-        <w:r>
-          <w:rPr>
-            <w:rStyle w:val="Hyperlink"/>
-            <w:rFonts w:cs="Arial"/>
-          </w:rPr>
-          <w:t>nk</w:t>
+          <w:t>Amazon link</w:t>
         </w:r>
       </w:hyperlink>
     </w:p>
@@ -420,7 +365,7 @@
         <w:rPr>
           <w:rFonts w:cs="Arial"/>
         </w:rPr>
-        <w:t xml:space="preserve">Secret Hitler </w:t>
+        <w:t xml:space="preserve">Codenames </w:t>
       </w:r>
       <w:r>
         <w:rPr>
@@ -470,21 +415,7 @@
             <w:rStyle w:val="Hyperlink"/>
             <w:rFonts w:cs="Arial"/>
           </w:rPr>
-          <w:t>Amaz</w:t>
-        </w:r>
-        <w:r>
-          <w:rPr>
-            <w:rStyle w:val="Hyperlink"/>
-            <w:rFonts w:cs="Arial"/>
-          </w:rPr>
-          <w:t>o</w:t>
-        </w:r>
-        <w:r>
-          <w:rPr>
-            <w:rStyle w:val="Hyperlink"/>
-            <w:rFonts w:cs="Arial"/>
-          </w:rPr>
-          <w:t>n link</w:t>
+          <w:t>Amazon link</w:t>
         </w:r>
       </w:hyperlink>
     </w:p>
@@ -504,7 +435,7 @@
         <w:rPr>
           <w:rFonts w:cs="Arial"/>
         </w:rPr>
-        <w:t xml:space="preserve">Codenames </w:t>
+        <w:t xml:space="preserve">Love Letter </w:t>
       </w:r>
       <w:r>
         <w:rPr>
@@ -516,13 +447,13 @@
         <w:rPr>
           <w:rFonts w:cs="Arial"/>
         </w:rPr>
-        <w:t>b</w:t>
-      </w:r>
-      <w:r>
-        <w:rPr>
-          <w:rFonts w:cs="Arial"/>
-        </w:rPr>
-        <w:t xml:space="preserve">oard </w:t>
+        <w:t>c</w:t>
+      </w:r>
+      <w:r>
+        <w:rPr>
+          <w:rFonts w:cs="Arial"/>
+        </w:rPr>
+        <w:t xml:space="preserve">ard </w:t>
       </w:r>
       <w:r>
         <w:rPr>
@@ -554,21 +485,7 @@
             <w:rStyle w:val="Hyperlink"/>
             <w:rFonts w:cs="Arial"/>
           </w:rPr>
-          <w:t>Amaz</w:t>
-        </w:r>
-        <w:r>
-          <w:rPr>
-            <w:rStyle w:val="Hyperlink"/>
-            <w:rFonts w:cs="Arial"/>
-          </w:rPr>
-          <w:t>o</w:t>
-        </w:r>
-        <w:r>
-          <w:rPr>
-            <w:rStyle w:val="Hyperlink"/>
-            <w:rFonts w:cs="Arial"/>
-          </w:rPr>
-          <w:t>n link</w:t>
+          <w:t>Amazon link</w:t>
         </w:r>
       </w:hyperlink>
     </w:p>
@@ -588,7 +505,7 @@
         <w:rPr>
           <w:rFonts w:cs="Arial"/>
         </w:rPr>
-        <w:t xml:space="preserve">Love Letter </w:t>
+        <w:t xml:space="preserve">Coup </w:t>
       </w:r>
       <w:r>
         <w:rPr>
@@ -638,21 +555,7 @@
             <w:rStyle w:val="Hyperlink"/>
             <w:rFonts w:cs="Arial"/>
           </w:rPr>
-          <w:t>Amazon</w:t>
-        </w:r>
-        <w:r>
-          <w:rPr>
-            <w:rStyle w:val="Hyperlink"/>
-            <w:rFonts w:cs="Arial"/>
-          </w:rPr>
-          <w:t xml:space="preserve"> </w:t>
-        </w:r>
-        <w:r>
-          <w:rPr>
-            <w:rStyle w:val="Hyperlink"/>
-            <w:rFonts w:cs="Arial"/>
-          </w:rPr>
-          <w:t>link</w:t>
+          <w:t>Amazon link</w:t>
         </w:r>
       </w:hyperlink>
     </w:p>
@@ -672,7 +575,7 @@
         <w:rPr>
           <w:rFonts w:cs="Arial"/>
         </w:rPr>
-        <w:t xml:space="preserve">Coup </w:t>
+        <w:t xml:space="preserve">Bang! </w:t>
       </w:r>
       <w:r>
         <w:rPr>
@@ -722,21 +625,7 @@
             <w:rStyle w:val="Hyperlink"/>
             <w:rFonts w:cs="Arial"/>
           </w:rPr>
-          <w:t>Amazo</w:t>
-        </w:r>
-        <w:r>
-          <w:rPr>
-            <w:rStyle w:val="Hyperlink"/>
-            <w:rFonts w:cs="Arial"/>
-          </w:rPr>
-          <w:t>n</w:t>
-        </w:r>
-        <w:r>
-          <w:rPr>
-            <w:rStyle w:val="Hyperlink"/>
-            <w:rFonts w:cs="Arial"/>
-          </w:rPr>
-          <w:t xml:space="preserve"> link</w:t>
+          <w:t>Amazon link</w:t>
         </w:r>
       </w:hyperlink>
     </w:p>
@@ -756,25 +645,25 @@
         <w:rPr>
           <w:rFonts w:cs="Arial"/>
         </w:rPr>
-        <w:t xml:space="preserve">Bang! </w:t>
-      </w:r>
-      <w:r>
-        <w:rPr>
-          <w:rFonts w:cs="Arial"/>
-        </w:rPr>
-        <w:t>(</w:t>
-      </w:r>
-      <w:r>
-        <w:rPr>
-          <w:rFonts w:cs="Arial"/>
-        </w:rPr>
-        <w:t>c</w:t>
-      </w:r>
-      <w:r>
-        <w:rPr>
-          <w:rFonts w:cs="Arial"/>
-        </w:rPr>
-        <w:t xml:space="preserve">ard </w:t>
+        <w:t>Betrayal at House on the Hill</w:t>
+      </w:r>
+      <w:r>
+        <w:rPr>
+          <w:rFonts w:cs="Arial"/>
+        </w:rPr>
+        <w:t xml:space="preserve"> (</w:t>
+      </w:r>
+      <w:r>
+        <w:rPr>
+          <w:rFonts w:cs="Arial"/>
+        </w:rPr>
+        <w:t>b</w:t>
+      </w:r>
+      <w:r>
+        <w:rPr>
+          <w:rFonts w:cs="Arial"/>
+        </w:rPr>
+        <w:t xml:space="preserve">oard </w:t>
       </w:r>
       <w:r>
         <w:rPr>
@@ -786,19 +675,7 @@
         <w:rPr>
           <w:rFonts w:cs="Arial"/>
         </w:rPr>
-        <w:t>ame</w:t>
-      </w:r>
-      <w:r>
-        <w:rPr>
-          <w:rFonts w:cs="Arial"/>
-        </w:rPr>
-        <w:t>)</w:t>
-      </w:r>
-      <w:r>
-        <w:rPr>
-          <w:rFonts w:cs="Arial"/>
-        </w:rPr>
-        <w:t xml:space="preserve"> – e.g., </w:t>
+        <w:t xml:space="preserve">ame) – e.g., </w:t>
       </w:r>
       <w:hyperlink r:id="rId14" w:history="1">
         <w:r>
@@ -806,21 +683,7 @@
             <w:rStyle w:val="Hyperlink"/>
             <w:rFonts w:cs="Arial"/>
           </w:rPr>
-          <w:t>Amazo</w:t>
-        </w:r>
-        <w:r>
-          <w:rPr>
-            <w:rStyle w:val="Hyperlink"/>
-            <w:rFonts w:cs="Arial"/>
-          </w:rPr>
-          <w:t>n</w:t>
-        </w:r>
-        <w:r>
-          <w:rPr>
-            <w:rStyle w:val="Hyperlink"/>
-            <w:rFonts w:cs="Arial"/>
-          </w:rPr>
-          <w:t xml:space="preserve"> link</w:t>
+          <w:t>Amazon link</w:t>
         </w:r>
       </w:hyperlink>
     </w:p>
@@ -840,37 +703,13 @@
         <w:rPr>
           <w:rFonts w:cs="Arial"/>
         </w:rPr>
-        <w:t>Betrayal at House on the Hill</w:t>
-      </w:r>
-      <w:r>
-        <w:rPr>
-          <w:rFonts w:cs="Arial"/>
-        </w:rPr>
-        <w:t xml:space="preserve"> (</w:t>
-      </w:r>
-      <w:r>
-        <w:rPr>
-          <w:rFonts w:cs="Arial"/>
-        </w:rPr>
-        <w:t>b</w:t>
-      </w:r>
-      <w:r>
-        <w:rPr>
-          <w:rFonts w:cs="Arial"/>
-        </w:rPr>
-        <w:t xml:space="preserve">oard </w:t>
-      </w:r>
-      <w:r>
-        <w:rPr>
-          <w:rFonts w:cs="Arial"/>
-        </w:rPr>
-        <w:t>g</w:t>
-      </w:r>
-      <w:r>
-        <w:rPr>
-          <w:rFonts w:cs="Arial"/>
-        </w:rPr>
-        <w:t xml:space="preserve">ame) – e.g., </w:t>
+        <w:t xml:space="preserve">Guillotine </w:t>
+      </w:r>
+      <w:r>
+        <w:rPr>
+          <w:rFonts w:cs="Arial"/>
+        </w:rPr>
+        <w:t xml:space="preserve">(card game) – e.g., </w:t>
       </w:r>
       <w:hyperlink r:id="rId15" w:history="1">
         <w:r>
@@ -878,21 +717,7 @@
             <w:rStyle w:val="Hyperlink"/>
             <w:rFonts w:cs="Arial"/>
           </w:rPr>
-          <w:t>Amazo</w:t>
-        </w:r>
-        <w:r>
-          <w:rPr>
-            <w:rStyle w:val="Hyperlink"/>
-            <w:rFonts w:cs="Arial"/>
-          </w:rPr>
-          <w:t>n</w:t>
-        </w:r>
-        <w:r>
-          <w:rPr>
-            <w:rStyle w:val="Hyperlink"/>
-            <w:rFonts w:cs="Arial"/>
-          </w:rPr>
-          <w:t xml:space="preserve"> link</w:t>
+          <w:t>Amazon link</w:t>
         </w:r>
       </w:hyperlink>
     </w:p>
@@ -912,19 +737,7 @@
         <w:rPr>
           <w:rFonts w:cs="Arial"/>
         </w:rPr>
-        <w:t xml:space="preserve">Guillotine </w:t>
-      </w:r>
-      <w:r>
-        <w:rPr>
-          <w:rFonts w:cs="Arial"/>
-        </w:rPr>
-        <w:t>(card game)</w:t>
-      </w:r>
-      <w:r>
-        <w:rPr>
-          <w:rFonts w:cs="Arial"/>
-        </w:rPr>
-        <w:t xml:space="preserve"> – e.g., </w:t>
+        <w:t xml:space="preserve">Saboteur (card game) – e.g., </w:t>
       </w:r>
       <w:hyperlink r:id="rId16" w:history="1">
         <w:r>
@@ -952,13 +765,7 @@
         <w:rPr>
           <w:rFonts w:cs="Arial"/>
         </w:rPr>
-        <w:t>Saboteur (card game)</w:t>
-      </w:r>
-      <w:r>
-        <w:rPr>
-          <w:rFonts w:cs="Arial"/>
-        </w:rPr>
-        <w:t xml:space="preserve"> – e.g., </w:t>
+        <w:t xml:space="preserve">Hanabi (card game) – e.g., </w:t>
       </w:r>
       <w:hyperlink r:id="rId17" w:history="1">
         <w:r>
@@ -966,21 +773,7 @@
             <w:rStyle w:val="Hyperlink"/>
             <w:rFonts w:cs="Arial"/>
           </w:rPr>
-          <w:t>Amaz</w:t>
-        </w:r>
-        <w:r>
-          <w:rPr>
-            <w:rStyle w:val="Hyperlink"/>
-            <w:rFonts w:cs="Arial"/>
-          </w:rPr>
-          <w:t>o</w:t>
-        </w:r>
-        <w:r>
-          <w:rPr>
-            <w:rStyle w:val="Hyperlink"/>
-            <w:rFonts w:cs="Arial"/>
-          </w:rPr>
-          <w:t>n link</w:t>
+          <w:t>Amazon link</w:t>
         </w:r>
       </w:hyperlink>
     </w:p>
@@ -1000,13 +793,7 @@
         <w:rPr>
           <w:rFonts w:cs="Arial"/>
         </w:rPr>
-        <w:t>Hanabi (card game)</w:t>
-      </w:r>
-      <w:r>
-        <w:rPr>
-          <w:rFonts w:cs="Arial"/>
-        </w:rPr>
-        <w:t xml:space="preserve"> – e.g., </w:t>
+        <w:t xml:space="preserve">Zombies!!! (board game) – e.g., </w:t>
       </w:r>
       <w:hyperlink r:id="rId18" w:history="1">
         <w:r>
@@ -1034,13 +821,7 @@
         <w:rPr>
           <w:rFonts w:cs="Arial"/>
         </w:rPr>
-        <w:t>Zombies!!! (board game)</w:t>
-      </w:r>
-      <w:r>
-        <w:rPr>
-          <w:rFonts w:cs="Arial"/>
-        </w:rPr>
-        <w:t xml:space="preserve"> – e.g., </w:t>
+        <w:t xml:space="preserve">Catan (board game) – e.g., </w:t>
       </w:r>
       <w:hyperlink r:id="rId19" w:history="1">
         <w:r>
@@ -1068,13 +849,7 @@
         <w:rPr>
           <w:rFonts w:cs="Arial"/>
         </w:rPr>
-        <w:t>Catan (board game)</w:t>
-      </w:r>
-      <w:r>
-        <w:rPr>
-          <w:rFonts w:cs="Arial"/>
-        </w:rPr>
-        <w:t xml:space="preserve"> – e.g., </w:t>
+        <w:t xml:space="preserve">Dominion (board game) – e.g., </w:t>
       </w:r>
       <w:hyperlink r:id="rId20" w:history="1">
         <w:r>
@@ -1102,13 +877,7 @@
         <w:rPr>
           <w:rFonts w:cs="Arial"/>
         </w:rPr>
-        <w:t>Dominion (board game)</w:t>
-      </w:r>
-      <w:r>
-        <w:rPr>
-          <w:rFonts w:cs="Arial"/>
-        </w:rPr>
-        <w:t xml:space="preserve"> – e.g., </w:t>
+        <w:t xml:space="preserve">Fluxx (card game) – e.g., </w:t>
       </w:r>
       <w:hyperlink r:id="rId21" w:history="1">
         <w:r>
@@ -1136,13 +905,7 @@
         <w:rPr>
           <w:rFonts w:cs="Arial"/>
         </w:rPr>
-        <w:t>Fluxx (card game)</w:t>
-      </w:r>
-      <w:r>
-        <w:rPr>
-          <w:rFonts w:cs="Arial"/>
-        </w:rPr>
-        <w:t xml:space="preserve"> – e.g., </w:t>
+        <w:t xml:space="preserve">Munchkin (card game) – e.g., </w:t>
       </w:r>
       <w:hyperlink r:id="rId22" w:history="1">
         <w:r>
@@ -1170,13 +933,7 @@
         <w:rPr>
           <w:rFonts w:cs="Arial"/>
         </w:rPr>
-        <w:t>Munchkin (card game)</w:t>
-      </w:r>
-      <w:r>
-        <w:rPr>
-          <w:rFonts w:cs="Arial"/>
-        </w:rPr>
-        <w:t xml:space="preserve"> – e.g., </w:t>
+        <w:t xml:space="preserve">Zombie Dice (dice game) – e.g., </w:t>
       </w:r>
       <w:hyperlink r:id="rId23" w:history="1">
         <w:r>
@@ -1204,7 +961,13 @@
         <w:rPr>
           <w:rFonts w:cs="Arial"/>
         </w:rPr>
-        <w:t xml:space="preserve">Zombie Dice (dice game) – e.g., </w:t>
+        <w:t>Dixit (board game)</w:t>
+      </w:r>
+      <w:r>
+        <w:rPr>
+          <w:rFonts w:cs="Arial"/>
+        </w:rPr>
+        <w:t xml:space="preserve"> – e.g., </w:t>
       </w:r>
       <w:hyperlink r:id="rId24" w:history="1">
         <w:r>
@@ -1212,21 +975,7 @@
             <w:rStyle w:val="Hyperlink"/>
             <w:rFonts w:cs="Arial"/>
           </w:rPr>
-          <w:t>Amazo</w:t>
-        </w:r>
-        <w:r>
-          <w:rPr>
-            <w:rStyle w:val="Hyperlink"/>
-            <w:rFonts w:cs="Arial"/>
-          </w:rPr>
-          <w:t>n</w:t>
-        </w:r>
-        <w:r>
-          <w:rPr>
-            <w:rStyle w:val="Hyperlink"/>
-            <w:rFonts w:cs="Arial"/>
-          </w:rPr>
-          <w:t xml:space="preserve"> link</w:t>
+          <w:t>Amazon link</w:t>
         </w:r>
       </w:hyperlink>
     </w:p>
@@ -1246,13 +995,7 @@
         <w:rPr>
           <w:rFonts w:cs="Arial"/>
         </w:rPr>
-        <w:t>Dixit (board game)</w:t>
-      </w:r>
-      <w:r>
-        <w:rPr>
-          <w:rFonts w:cs="Arial"/>
-        </w:rPr>
-        <w:t xml:space="preserve"> – e.g., </w:t>
+        <w:t xml:space="preserve">Tsuro (board game) – e.g., </w:t>
       </w:r>
       <w:hyperlink r:id="rId25" w:history="1">
         <w:r>
@@ -1280,49 +1023,9 @@
         <w:rPr>
           <w:rFonts w:cs="Arial"/>
         </w:rPr>
-        <w:t>Tsuro (board game)</w:t>
-      </w:r>
-      <w:r>
-        <w:rPr>
-          <w:rFonts w:cs="Arial"/>
-        </w:rPr>
-        <w:t xml:space="preserve"> – e.g., </w:t>
+        <w:t xml:space="preserve">Alhambra (board game) – e.g., </w:t>
       </w:r>
       <w:hyperlink r:id="rId26" w:history="1">
-        <w:r>
-          <w:rPr>
-            <w:rStyle w:val="Hyperlink"/>
-            <w:rFonts w:cs="Arial"/>
-          </w:rPr>
-          <w:t>Amazon link</w:t>
-        </w:r>
-      </w:hyperlink>
-    </w:p>
-    <w:p>
-      <w:pPr>
-        <w:pStyle w:val="ListParagraph"/>
-        <w:numPr>
-          <w:ilvl w:val="0"/>
-          <w:numId w:val="2"/>
-        </w:numPr>
-        <w:ind w:left="0"/>
-        <w:rPr>
-          <w:rFonts w:cs="Arial"/>
-        </w:rPr>
-      </w:pPr>
-      <w:r>
-        <w:rPr>
-          <w:rFonts w:cs="Arial"/>
-        </w:rPr>
-        <w:t>Alhambra (board game)</w:t>
-      </w:r>
-      <w:r>
-        <w:rPr>
-          <w:rFonts w:cs="Arial"/>
-        </w:rPr>
-        <w:t xml:space="preserve"> – e.g., </w:t>
-      </w:r>
-      <w:hyperlink r:id="rId27" w:history="1">
         <w:r>
           <w:rPr>
             <w:rStyle w:val="Hyperlink"/>

--- a/2020_Christmas_List.docx
+++ b/2020_Christmas_List.docx
@@ -58,7 +58,21 @@
           <w:sz w:val="32"/>
           <w:szCs w:val="32"/>
         </w:rPr>
-        <w:t>November 4, 2020</w:t>
+        <w:t xml:space="preserve">November </w:t>
+      </w:r>
+      <w:r>
+        <w:rPr>
+          <w:sz w:val="32"/>
+          <w:szCs w:val="32"/>
+        </w:rPr>
+        <w:t>13</w:t>
+      </w:r>
+      <w:r>
+        <w:rPr>
+          <w:sz w:val="32"/>
+          <w:szCs w:val="32"/>
+        </w:rPr>
+        <w:t>, 2020</w:t>
       </w:r>
     </w:p>
     <w:p>
@@ -81,29 +95,68 @@
         </w:numPr>
         <w:ind w:left="0"/>
         <w:rPr>
-          <w:rStyle w:val="Hyperlink"/>
-          <w:rFonts w:cs="Arial"/>
-          <w:color w:val="auto"/>
-          <w:u w:val="none"/>
-        </w:rPr>
-      </w:pPr>
-      <w:r>
-        <w:rPr>
-          <w:rFonts w:cs="Arial"/>
-        </w:rPr>
-        <w:t>Bean Bag Lap Desk (large enough to fit a 16-inch laptop computer</w:t>
-      </w:r>
-      <w:r>
-        <w:rPr>
-          <w:rFonts w:cs="Arial"/>
-        </w:rPr>
-        <w:t xml:space="preserve"> &amp; mouse</w:t>
-      </w:r>
-      <w:r>
-        <w:rPr>
-          <w:rFonts w:cs="Arial"/>
-        </w:rPr>
-        <w:t xml:space="preserve">) – e.g., </w:t>
+          <w:rFonts w:cs="Arial"/>
+        </w:rPr>
+      </w:pPr>
+      <w:r>
+        <w:rPr>
+          <w:rFonts w:cs="Arial"/>
+        </w:rPr>
+        <w:t xml:space="preserve">Power Grid </w:t>
+      </w:r>
+      <w:r>
+        <w:rPr>
+          <w:rFonts w:cs="Arial"/>
+        </w:rPr>
+        <w:t>(</w:t>
+      </w:r>
+      <w:r>
+        <w:rPr>
+          <w:rFonts w:cs="Arial"/>
+        </w:rPr>
+        <w:t>b</w:t>
+      </w:r>
+      <w:r>
+        <w:rPr>
+          <w:rFonts w:cs="Arial"/>
+        </w:rPr>
+        <w:t xml:space="preserve">oard </w:t>
+      </w:r>
+      <w:r>
+        <w:rPr>
+          <w:rFonts w:cs="Arial"/>
+        </w:rPr>
+        <w:t>g</w:t>
+      </w:r>
+      <w:r>
+        <w:rPr>
+          <w:rFonts w:cs="Arial"/>
+        </w:rPr>
+        <w:t>ame</w:t>
+      </w:r>
+      <w:r>
+        <w:rPr>
+          <w:rFonts w:cs="Arial"/>
+        </w:rPr>
+        <w:t>)</w:t>
+      </w:r>
+      <w:r>
+        <w:rPr>
+          <w:rFonts w:cs="Arial"/>
+        </w:rPr>
+        <w:t xml:space="preserve"> </w:t>
+      </w:r>
+      <w:r>
+        <w:rPr>
+          <w:rFonts w:cs="Arial"/>
+        </w:rPr>
+        <w:t>–</w:t>
+      </w:r>
+      <w:r>
+        <w:rPr>
+          <w:rFonts w:cs="Arial"/>
+        </w:rPr>
+        <w:t xml:space="preserve"> e.g., </w:t>
       </w:r>
       <w:hyperlink r:id="rId6" w:history="1">
         <w:r>
@@ -131,7 +184,7 @@
         <w:rPr>
           <w:rFonts w:cs="Arial"/>
         </w:rPr>
-        <w:t xml:space="preserve">Power Grid </w:t>
+        <w:t xml:space="preserve">Mississippi Queen </w:t>
       </w:r>
       <w:r>
         <w:rPr>
@@ -213,7 +266,7 @@
         <w:rPr>
           <w:rFonts w:cs="Arial"/>
         </w:rPr>
-        <w:t xml:space="preserve">Mississippi Queen </w:t>
+        <w:t xml:space="preserve">Secret Hitler </w:t>
       </w:r>
       <w:r>
         <w:rPr>
@@ -255,19 +308,7 @@
         <w:rPr>
           <w:rFonts w:cs="Arial"/>
         </w:rPr>
-        <w:t xml:space="preserve"> </w:t>
-      </w:r>
-      <w:r>
-        <w:rPr>
-          <w:rFonts w:cs="Arial"/>
-        </w:rPr>
-        <w:t>–</w:t>
-      </w:r>
-      <w:r>
-        <w:rPr>
-          <w:rFonts w:cs="Arial"/>
-        </w:rPr>
-        <w:t xml:space="preserve"> e.g., </w:t>
+        <w:t xml:space="preserve"> – e.g., </w:t>
       </w:r>
       <w:hyperlink r:id="rId8" w:history="1">
         <w:r>
@@ -295,7 +336,7 @@
         <w:rPr>
           <w:rFonts w:cs="Arial"/>
         </w:rPr>
-        <w:t xml:space="preserve">Secret Hitler </w:t>
+        <w:t xml:space="preserve">Codenames </w:t>
       </w:r>
       <w:r>
         <w:rPr>
@@ -365,7 +406,7 @@
         <w:rPr>
           <w:rFonts w:cs="Arial"/>
         </w:rPr>
-        <w:t xml:space="preserve">Codenames </w:t>
+        <w:t xml:space="preserve">Love Letter </w:t>
       </w:r>
       <w:r>
         <w:rPr>
@@ -377,13 +418,13 @@
         <w:rPr>
           <w:rFonts w:cs="Arial"/>
         </w:rPr>
-        <w:t>b</w:t>
-      </w:r>
-      <w:r>
-        <w:rPr>
-          <w:rFonts w:cs="Arial"/>
-        </w:rPr>
-        <w:t xml:space="preserve">oard </w:t>
+        <w:t>c</w:t>
+      </w:r>
+      <w:r>
+        <w:rPr>
+          <w:rFonts w:cs="Arial"/>
+        </w:rPr>
+        <w:t xml:space="preserve">ard </w:t>
       </w:r>
       <w:r>
         <w:rPr>
@@ -435,7 +476,7 @@
         <w:rPr>
           <w:rFonts w:cs="Arial"/>
         </w:rPr>
-        <w:t xml:space="preserve">Love Letter </w:t>
+        <w:t xml:space="preserve">Coup </w:t>
       </w:r>
       <w:r>
         <w:rPr>
@@ -505,7 +546,7 @@
         <w:rPr>
           <w:rFonts w:cs="Arial"/>
         </w:rPr>
-        <w:t xml:space="preserve">Coup </w:t>
+        <w:t xml:space="preserve">Bang! </w:t>
       </w:r>
       <w:r>
         <w:rPr>
@@ -575,25 +616,25 @@
         <w:rPr>
           <w:rFonts w:cs="Arial"/>
         </w:rPr>
-        <w:t xml:space="preserve">Bang! </w:t>
-      </w:r>
-      <w:r>
-        <w:rPr>
-          <w:rFonts w:cs="Arial"/>
-        </w:rPr>
-        <w:t>(</w:t>
-      </w:r>
-      <w:r>
-        <w:rPr>
-          <w:rFonts w:cs="Arial"/>
-        </w:rPr>
-        <w:t>c</w:t>
-      </w:r>
-      <w:r>
-        <w:rPr>
-          <w:rFonts w:cs="Arial"/>
-        </w:rPr>
-        <w:t xml:space="preserve">ard </w:t>
+        <w:t>Betrayal at House on the Hill</w:t>
+      </w:r>
+      <w:r>
+        <w:rPr>
+          <w:rFonts w:cs="Arial"/>
+        </w:rPr>
+        <w:t xml:space="preserve"> (</w:t>
+      </w:r>
+      <w:r>
+        <w:rPr>
+          <w:rFonts w:cs="Arial"/>
+        </w:rPr>
+        <w:t>b</w:t>
+      </w:r>
+      <w:r>
+        <w:rPr>
+          <w:rFonts w:cs="Arial"/>
+        </w:rPr>
+        <w:t xml:space="preserve">oard </w:t>
       </w:r>
       <w:r>
         <w:rPr>
@@ -605,19 +646,7 @@
         <w:rPr>
           <w:rFonts w:cs="Arial"/>
         </w:rPr>
-        <w:t>ame</w:t>
-      </w:r>
-      <w:r>
-        <w:rPr>
-          <w:rFonts w:cs="Arial"/>
-        </w:rPr>
-        <w:t>)</w:t>
-      </w:r>
-      <w:r>
-        <w:rPr>
-          <w:rFonts w:cs="Arial"/>
-        </w:rPr>
-        <w:t xml:space="preserve"> – e.g., </w:t>
+        <w:t xml:space="preserve">ame) – e.g., </w:t>
       </w:r>
       <w:hyperlink r:id="rId13" w:history="1">
         <w:r>
@@ -645,37 +674,13 @@
         <w:rPr>
           <w:rFonts w:cs="Arial"/>
         </w:rPr>
-        <w:t>Betrayal at House on the Hill</w:t>
-      </w:r>
-      <w:r>
-        <w:rPr>
-          <w:rFonts w:cs="Arial"/>
-        </w:rPr>
-        <w:t xml:space="preserve"> (</w:t>
-      </w:r>
-      <w:r>
-        <w:rPr>
-          <w:rFonts w:cs="Arial"/>
-        </w:rPr>
-        <w:t>b</w:t>
-      </w:r>
-      <w:r>
-        <w:rPr>
-          <w:rFonts w:cs="Arial"/>
-        </w:rPr>
-        <w:t xml:space="preserve">oard </w:t>
-      </w:r>
-      <w:r>
-        <w:rPr>
-          <w:rFonts w:cs="Arial"/>
-        </w:rPr>
-        <w:t>g</w:t>
-      </w:r>
-      <w:r>
-        <w:rPr>
-          <w:rFonts w:cs="Arial"/>
-        </w:rPr>
-        <w:t xml:space="preserve">ame) – e.g., </w:t>
+        <w:t xml:space="preserve">Guillotine </w:t>
+      </w:r>
+      <w:r>
+        <w:rPr>
+          <w:rFonts w:cs="Arial"/>
+        </w:rPr>
+        <w:t xml:space="preserve">(card game) – e.g., </w:t>
       </w:r>
       <w:hyperlink r:id="rId14" w:history="1">
         <w:r>
@@ -703,13 +708,7 @@
         <w:rPr>
           <w:rFonts w:cs="Arial"/>
         </w:rPr>
-        <w:t xml:space="preserve">Guillotine </w:t>
-      </w:r>
-      <w:r>
-        <w:rPr>
-          <w:rFonts w:cs="Arial"/>
-        </w:rPr>
-        <w:t xml:space="preserve">(card game) – e.g., </w:t>
+        <w:t xml:space="preserve">Saboteur (card game) – e.g., </w:t>
       </w:r>
       <w:hyperlink r:id="rId15" w:history="1">
         <w:r>
@@ -737,7 +736,7 @@
         <w:rPr>
           <w:rFonts w:cs="Arial"/>
         </w:rPr>
-        <w:t xml:space="preserve">Saboteur (card game) – e.g., </w:t>
+        <w:t xml:space="preserve">Hanabi (card game) – e.g., </w:t>
       </w:r>
       <w:hyperlink r:id="rId16" w:history="1">
         <w:r>
@@ -765,7 +764,7 @@
         <w:rPr>
           <w:rFonts w:cs="Arial"/>
         </w:rPr>
-        <w:t xml:space="preserve">Hanabi (card game) – e.g., </w:t>
+        <w:t xml:space="preserve">Zombies!!! (board game) – e.g., </w:t>
       </w:r>
       <w:hyperlink r:id="rId17" w:history="1">
         <w:r>
@@ -793,7 +792,7 @@
         <w:rPr>
           <w:rFonts w:cs="Arial"/>
         </w:rPr>
-        <w:t xml:space="preserve">Zombies!!! (board game) – e.g., </w:t>
+        <w:t xml:space="preserve">Catan (board game) – e.g., </w:t>
       </w:r>
       <w:hyperlink r:id="rId18" w:history="1">
         <w:r>
@@ -821,7 +820,7 @@
         <w:rPr>
           <w:rFonts w:cs="Arial"/>
         </w:rPr>
-        <w:t xml:space="preserve">Catan (board game) – e.g., </w:t>
+        <w:t xml:space="preserve">Dominion (board game) – e.g., </w:t>
       </w:r>
       <w:hyperlink r:id="rId19" w:history="1">
         <w:r>
@@ -849,7 +848,7 @@
         <w:rPr>
           <w:rFonts w:cs="Arial"/>
         </w:rPr>
-        <w:t xml:space="preserve">Dominion (board game) – e.g., </w:t>
+        <w:t xml:space="preserve">Fluxx (card game) – e.g., </w:t>
       </w:r>
       <w:hyperlink r:id="rId20" w:history="1">
         <w:r>
@@ -877,7 +876,7 @@
         <w:rPr>
           <w:rFonts w:cs="Arial"/>
         </w:rPr>
-        <w:t xml:space="preserve">Fluxx (card game) – e.g., </w:t>
+        <w:t xml:space="preserve">Munchkin (card game) – e.g., </w:t>
       </w:r>
       <w:hyperlink r:id="rId21" w:history="1">
         <w:r>
@@ -905,7 +904,7 @@
         <w:rPr>
           <w:rFonts w:cs="Arial"/>
         </w:rPr>
-        <w:t xml:space="preserve">Munchkin (card game) – e.g., </w:t>
+        <w:t xml:space="preserve">Zombie Dice (dice game) – e.g., </w:t>
       </w:r>
       <w:hyperlink r:id="rId22" w:history="1">
         <w:r>
@@ -933,7 +932,13 @@
         <w:rPr>
           <w:rFonts w:cs="Arial"/>
         </w:rPr>
-        <w:t xml:space="preserve">Zombie Dice (dice game) – e.g., </w:t>
+        <w:t>Dixit (board game)</w:t>
+      </w:r>
+      <w:r>
+        <w:rPr>
+          <w:rFonts w:cs="Arial"/>
+        </w:rPr>
+        <w:t xml:space="preserve"> – e.g., </w:t>
       </w:r>
       <w:hyperlink r:id="rId23" w:history="1">
         <w:r>
@@ -961,13 +966,7 @@
         <w:rPr>
           <w:rFonts w:cs="Arial"/>
         </w:rPr>
-        <w:t>Dixit (board game)</w:t>
-      </w:r>
-      <w:r>
-        <w:rPr>
-          <w:rFonts w:cs="Arial"/>
-        </w:rPr>
-        <w:t xml:space="preserve"> – e.g., </w:t>
+        <w:t xml:space="preserve">Tsuro (board game) – e.g., </w:t>
       </w:r>
       <w:hyperlink r:id="rId24" w:history="1">
         <w:r>
@@ -995,37 +994,9 @@
         <w:rPr>
           <w:rFonts w:cs="Arial"/>
         </w:rPr>
-        <w:t xml:space="preserve">Tsuro (board game) – e.g., </w:t>
+        <w:t xml:space="preserve">Alhambra (board game) – e.g., </w:t>
       </w:r>
       <w:hyperlink r:id="rId25" w:history="1">
-        <w:r>
-          <w:rPr>
-            <w:rStyle w:val="Hyperlink"/>
-            <w:rFonts w:cs="Arial"/>
-          </w:rPr>
-          <w:t>Amazon link</w:t>
-        </w:r>
-      </w:hyperlink>
-    </w:p>
-    <w:p>
-      <w:pPr>
-        <w:pStyle w:val="ListParagraph"/>
-        <w:numPr>
-          <w:ilvl w:val="0"/>
-          <w:numId w:val="2"/>
-        </w:numPr>
-        <w:ind w:left="0"/>
-        <w:rPr>
-          <w:rFonts w:cs="Arial"/>
-        </w:rPr>
-      </w:pPr>
-      <w:r>
-        <w:rPr>
-          <w:rFonts w:cs="Arial"/>
-        </w:rPr>
-        <w:t xml:space="preserve">Alhambra (board game) – e.g., </w:t>
-      </w:r>
-      <w:hyperlink r:id="rId26" w:history="1">
         <w:r>
           <w:rPr>
             <w:rStyle w:val="Hyperlink"/>

--- a/2020_Christmas_List.docx
+++ b/2020_Christmas_List.docx
@@ -164,7 +164,21 @@
             <w:rStyle w:val="Hyperlink"/>
             <w:rFonts w:cs="Arial"/>
           </w:rPr>
-          <w:t>Amazon link</w:t>
+          <w:t>Amazon</w:t>
+        </w:r>
+        <w:r>
+          <w:rPr>
+            <w:rStyle w:val="Hyperlink"/>
+            <w:rFonts w:cs="Arial"/>
+          </w:rPr>
+          <w:t xml:space="preserve"> </w:t>
+        </w:r>
+        <w:r>
+          <w:rPr>
+            <w:rStyle w:val="Hyperlink"/>
+            <w:rFonts w:cs="Arial"/>
+          </w:rPr>
+          <w:t>link</w:t>
         </w:r>
       </w:hyperlink>
     </w:p>

--- a/2020_Christmas_List.docx
+++ b/2020_Christmas_List.docx
@@ -164,7 +164,28 @@
             <w:rStyle w:val="Hyperlink"/>
             <w:rFonts w:cs="Arial"/>
           </w:rPr>
-          <w:t>Amazon</w:t>
+          <w:t>Ama</w:t>
+        </w:r>
+        <w:r>
+          <w:rPr>
+            <w:rStyle w:val="Hyperlink"/>
+            <w:rFonts w:cs="Arial"/>
+          </w:rPr>
+          <w:t>z</w:t>
+        </w:r>
+        <w:r>
+          <w:rPr>
+            <w:rStyle w:val="Hyperlink"/>
+            <w:rFonts w:cs="Arial"/>
+          </w:rPr>
+          <w:t>o</w:t>
+        </w:r>
+        <w:r>
+          <w:rPr>
+            <w:rStyle w:val="Hyperlink"/>
+            <w:rFonts w:cs="Arial"/>
+          </w:rPr>
+          <w:t>n</w:t>
         </w:r>
         <w:r>
           <w:rPr>

--- a/2020_Christmas_List.docx
+++ b/2020_Christmas_List.docx
@@ -164,42 +164,7 @@
             <w:rStyle w:val="Hyperlink"/>
             <w:rFonts w:cs="Arial"/>
           </w:rPr>
-          <w:t>Ama</w:t>
-        </w:r>
-        <w:r>
-          <w:rPr>
-            <w:rStyle w:val="Hyperlink"/>
-            <w:rFonts w:cs="Arial"/>
-          </w:rPr>
-          <w:t>z</w:t>
-        </w:r>
-        <w:r>
-          <w:rPr>
-            <w:rStyle w:val="Hyperlink"/>
-            <w:rFonts w:cs="Arial"/>
-          </w:rPr>
-          <w:t>o</w:t>
-        </w:r>
-        <w:r>
-          <w:rPr>
-            <w:rStyle w:val="Hyperlink"/>
-            <w:rFonts w:cs="Arial"/>
-          </w:rPr>
-          <w:t>n</w:t>
-        </w:r>
-        <w:r>
-          <w:rPr>
-            <w:rStyle w:val="Hyperlink"/>
-            <w:rFonts w:cs="Arial"/>
-          </w:rPr>
-          <w:t xml:space="preserve"> </w:t>
-        </w:r>
-        <w:r>
-          <w:rPr>
-            <w:rStyle w:val="Hyperlink"/>
-            <w:rFonts w:cs="Arial"/>
-          </w:rPr>
-          <w:t>link</w:t>
+          <w:t>Amazon link</w:t>
         </w:r>
       </w:hyperlink>
     </w:p>
@@ -1022,7 +987,10 @@
         </w:numPr>
         <w:ind w:left="0"/>
         <w:rPr>
-          <w:rFonts w:cs="Arial"/>
+          <w:rStyle w:val="Hyperlink"/>
+          <w:rFonts w:cs="Arial"/>
+          <w:color w:val="auto"/>
+          <w:u w:val="none"/>
         </w:rPr>
       </w:pPr>
       <w:r>
@@ -1032,6 +1000,40 @@
         <w:t xml:space="preserve">Alhambra (board game) – e.g., </w:t>
       </w:r>
       <w:hyperlink r:id="rId25" w:history="1">
+        <w:r>
+          <w:rPr>
+            <w:rStyle w:val="Hyperlink"/>
+            <w:rFonts w:cs="Arial"/>
+          </w:rPr>
+          <w:t>Amazon link</w:t>
+        </w:r>
+      </w:hyperlink>
+    </w:p>
+    <w:p>
+      <w:pPr>
+        <w:pStyle w:val="ListParagraph"/>
+        <w:numPr>
+          <w:ilvl w:val="0"/>
+          <w:numId w:val="2"/>
+        </w:numPr>
+        <w:ind w:left="0"/>
+        <w:rPr>
+          <w:rFonts w:cs="Arial"/>
+        </w:rPr>
+      </w:pPr>
+      <w:r>
+        <w:rPr>
+          <w:rFonts w:cs="Arial"/>
+        </w:rPr>
+        <w:t xml:space="preserve">Carcassonne (board game) </w:t>
+      </w:r>
+      <w:r>
+        <w:rPr>
+          <w:rFonts w:cs="Arial"/>
+        </w:rPr>
+        <w:t xml:space="preserve">– e.g., </w:t>
+      </w:r>
+      <w:hyperlink r:id="rId26" w:history="1">
         <w:r>
           <w:rPr>
             <w:rStyle w:val="Hyperlink"/>

--- a/2020_Christmas_List.docx
+++ b/2020_Christmas_List.docx
@@ -1018,7 +1018,10 @@
         </w:numPr>
         <w:ind w:left="0"/>
         <w:rPr>
-          <w:rFonts w:cs="Arial"/>
+          <w:rStyle w:val="Hyperlink"/>
+          <w:rFonts w:cs="Arial"/>
+          <w:color w:val="auto"/>
+          <w:u w:val="none"/>
         </w:rPr>
       </w:pPr>
       <w:r>
@@ -1034,6 +1037,48 @@
         <w:t xml:space="preserve">– e.g., </w:t>
       </w:r>
       <w:hyperlink r:id="rId26" w:history="1">
+        <w:r>
+          <w:rPr>
+            <w:rStyle w:val="Hyperlink"/>
+            <w:rFonts w:cs="Arial"/>
+          </w:rPr>
+          <w:t>Amazon link</w:t>
+        </w:r>
+      </w:hyperlink>
+    </w:p>
+    <w:p>
+      <w:pPr>
+        <w:pStyle w:val="ListParagraph"/>
+        <w:numPr>
+          <w:ilvl w:val="0"/>
+          <w:numId w:val="2"/>
+        </w:numPr>
+        <w:ind w:left="0"/>
+        <w:rPr>
+          <w:rFonts w:cs="Arial"/>
+        </w:rPr>
+      </w:pPr>
+      <w:r>
+        <w:rPr>
+          <w:rFonts w:cs="Arial"/>
+        </w:rPr>
+        <w:t xml:space="preserve">Lords of </w:t>
+      </w:r>
+      <w:proofErr w:type="spellStart"/>
+      <w:r>
+        <w:rPr>
+          <w:rFonts w:cs="Arial"/>
+        </w:rPr>
+        <w:t>Waterdeep</w:t>
+      </w:r>
+      <w:proofErr w:type="spellEnd"/>
+      <w:r>
+        <w:rPr>
+          <w:rFonts w:cs="Arial"/>
+        </w:rPr>
+        <w:t xml:space="preserve"> (board game) – e.g., </w:t>
+      </w:r>
+      <w:hyperlink r:id="rId27" w:history="1">
         <w:r>
           <w:rPr>
             <w:rStyle w:val="Hyperlink"/>

--- a/2020_Christmas_List.docx
+++ b/2020_Christmas_List.docx
@@ -65,7 +65,14 @@
           <w:sz w:val="32"/>
           <w:szCs w:val="32"/>
         </w:rPr>
-        <w:t>13</w:t>
+        <w:t>2</w:t>
+      </w:r>
+      <w:r>
+        <w:rPr>
+          <w:sz w:val="32"/>
+          <w:szCs w:val="32"/>
+        </w:rPr>
+        <w:t>3</w:t>
       </w:r>
       <w:r>
         <w:rPr>
@@ -94,6 +101,31 @@
           <w:numId w:val="2"/>
         </w:numPr>
         <w:ind w:left="0"/>
+        <w:rPr>
+          <w:rFonts w:cs="Arial"/>
+          <w:b/>
+          <w:bCs/>
+          <w:u w:val="single"/>
+        </w:rPr>
+      </w:pPr>
+      <w:r>
+        <w:rPr>
+          <w:rFonts w:cs="Arial"/>
+          <w:b/>
+          <w:bCs/>
+          <w:u w:val="single"/>
+        </w:rPr>
+        <w:t>Games</w:t>
+      </w:r>
+    </w:p>
+    <w:p>
+      <w:pPr>
+        <w:pStyle w:val="ListParagraph"/>
+        <w:numPr>
+          <w:ilvl w:val="0"/>
+          <w:numId w:val="2"/>
+        </w:numPr>
+        <w:ind w:left="360"/>
         <w:rPr>
           <w:rFonts w:cs="Arial"/>
         </w:rPr>
@@ -175,7 +207,7 @@
           <w:ilvl w:val="0"/>
           <w:numId w:val="2"/>
         </w:numPr>
-        <w:ind w:left="0"/>
+        <w:ind w:left="360"/>
         <w:rPr>
           <w:rFonts w:cs="Arial"/>
         </w:rPr>
@@ -257,7 +289,7 @@
           <w:ilvl w:val="0"/>
           <w:numId w:val="2"/>
         </w:numPr>
-        <w:ind w:left="0"/>
+        <w:ind w:left="360"/>
         <w:rPr>
           <w:rFonts w:cs="Arial"/>
         </w:rPr>
@@ -327,7 +359,7 @@
           <w:ilvl w:val="0"/>
           <w:numId w:val="2"/>
         </w:numPr>
-        <w:ind w:left="0"/>
+        <w:ind w:left="360"/>
         <w:rPr>
           <w:rFonts w:cs="Arial"/>
         </w:rPr>
@@ -397,7 +429,7 @@
           <w:ilvl w:val="0"/>
           <w:numId w:val="2"/>
         </w:numPr>
-        <w:ind w:left="0"/>
+        <w:ind w:left="360"/>
         <w:rPr>
           <w:rFonts w:cs="Arial"/>
         </w:rPr>
@@ -467,7 +499,7 @@
           <w:ilvl w:val="0"/>
           <w:numId w:val="2"/>
         </w:numPr>
-        <w:ind w:left="0"/>
+        <w:ind w:left="360"/>
         <w:rPr>
           <w:rFonts w:cs="Arial"/>
         </w:rPr>
@@ -537,7 +569,7 @@
           <w:ilvl w:val="0"/>
           <w:numId w:val="2"/>
         </w:numPr>
-        <w:ind w:left="0"/>
+        <w:ind w:left="360"/>
         <w:rPr>
           <w:rFonts w:cs="Arial"/>
         </w:rPr>
@@ -607,7 +639,7 @@
           <w:ilvl w:val="0"/>
           <w:numId w:val="2"/>
         </w:numPr>
-        <w:ind w:left="0"/>
+        <w:ind w:left="360"/>
         <w:rPr>
           <w:rFonts w:cs="Arial"/>
         </w:rPr>
@@ -665,7 +697,7 @@
           <w:ilvl w:val="0"/>
           <w:numId w:val="2"/>
         </w:numPr>
-        <w:ind w:left="0"/>
+        <w:ind w:left="360"/>
         <w:rPr>
           <w:rFonts w:cs="Arial"/>
         </w:rPr>
@@ -699,7 +731,7 @@
           <w:ilvl w:val="0"/>
           <w:numId w:val="2"/>
         </w:numPr>
-        <w:ind w:left="0"/>
+        <w:ind w:left="360"/>
         <w:rPr>
           <w:rFonts w:cs="Arial"/>
         </w:rPr>
@@ -727,7 +759,7 @@
           <w:ilvl w:val="0"/>
           <w:numId w:val="2"/>
         </w:numPr>
-        <w:ind w:left="0"/>
+        <w:ind w:left="360"/>
         <w:rPr>
           <w:rFonts w:cs="Arial"/>
         </w:rPr>
@@ -755,7 +787,7 @@
           <w:ilvl w:val="0"/>
           <w:numId w:val="2"/>
         </w:numPr>
-        <w:ind w:left="0"/>
+        <w:ind w:left="360"/>
         <w:rPr>
           <w:rFonts w:cs="Arial"/>
         </w:rPr>
@@ -783,7 +815,7 @@
           <w:ilvl w:val="0"/>
           <w:numId w:val="2"/>
         </w:numPr>
-        <w:ind w:left="0"/>
+        <w:ind w:left="360"/>
         <w:rPr>
           <w:rFonts w:cs="Arial"/>
         </w:rPr>
@@ -811,7 +843,7 @@
           <w:ilvl w:val="0"/>
           <w:numId w:val="2"/>
         </w:numPr>
-        <w:ind w:left="0"/>
+        <w:ind w:left="360"/>
         <w:rPr>
           <w:rFonts w:cs="Arial"/>
         </w:rPr>
@@ -839,7 +871,7 @@
           <w:ilvl w:val="0"/>
           <w:numId w:val="2"/>
         </w:numPr>
-        <w:ind w:left="0"/>
+        <w:ind w:left="360"/>
         <w:rPr>
           <w:rFonts w:cs="Arial"/>
         </w:rPr>
@@ -867,7 +899,7 @@
           <w:ilvl w:val="0"/>
           <w:numId w:val="2"/>
         </w:numPr>
-        <w:ind w:left="0"/>
+        <w:ind w:left="360"/>
         <w:rPr>
           <w:rFonts w:cs="Arial"/>
         </w:rPr>
@@ -895,7 +927,7 @@
           <w:ilvl w:val="0"/>
           <w:numId w:val="2"/>
         </w:numPr>
-        <w:ind w:left="0"/>
+        <w:ind w:left="360"/>
         <w:rPr>
           <w:rFonts w:cs="Arial"/>
         </w:rPr>
@@ -923,7 +955,7 @@
           <w:ilvl w:val="0"/>
           <w:numId w:val="2"/>
         </w:numPr>
-        <w:ind w:left="0"/>
+        <w:ind w:left="360"/>
         <w:rPr>
           <w:rFonts w:cs="Arial"/>
         </w:rPr>
@@ -957,7 +989,7 @@
           <w:ilvl w:val="0"/>
           <w:numId w:val="2"/>
         </w:numPr>
-        <w:ind w:left="0"/>
+        <w:ind w:left="360"/>
         <w:rPr>
           <w:rFonts w:cs="Arial"/>
         </w:rPr>
@@ -985,7 +1017,7 @@
           <w:ilvl w:val="0"/>
           <w:numId w:val="2"/>
         </w:numPr>
-        <w:ind w:left="0"/>
+        <w:ind w:left="360"/>
         <w:rPr>
           <w:rStyle w:val="Hyperlink"/>
           <w:rFonts w:cs="Arial"/>
@@ -1016,7 +1048,7 @@
           <w:ilvl w:val="0"/>
           <w:numId w:val="2"/>
         </w:numPr>
-        <w:ind w:left="0"/>
+        <w:ind w:left="360"/>
         <w:rPr>
           <w:rStyle w:val="Hyperlink"/>
           <w:rFonts w:cs="Arial"/>
@@ -1028,13 +1060,7 @@
         <w:rPr>
           <w:rFonts w:cs="Arial"/>
         </w:rPr>
-        <w:t xml:space="preserve">Carcassonne (board game) </w:t>
-      </w:r>
-      <w:r>
-        <w:rPr>
-          <w:rFonts w:cs="Arial"/>
-        </w:rPr>
-        <w:t xml:space="preserve">– e.g., </w:t>
+        <w:t xml:space="preserve">Carcassonne (board game) – e.g., </w:t>
       </w:r>
       <w:hyperlink r:id="rId26" w:history="1">
         <w:r>
@@ -1053,9 +1079,12 @@
           <w:ilvl w:val="0"/>
           <w:numId w:val="2"/>
         </w:numPr>
-        <w:ind w:left="0"/>
-        <w:rPr>
-          <w:rFonts w:cs="Arial"/>
+        <w:ind w:left="360"/>
+        <w:rPr>
+          <w:rStyle w:val="Hyperlink"/>
+          <w:rFonts w:cs="Arial"/>
+          <w:color w:val="auto"/>
+          <w:u w:val="none"/>
         </w:rPr>
       </w:pPr>
       <w:r>
@@ -1087,6 +1116,91 @@
           <w:t>Amazon link</w:t>
         </w:r>
       </w:hyperlink>
+    </w:p>
+    <w:p>
+      <w:pPr>
+        <w:rPr>
+          <w:rFonts w:cs="Arial"/>
+        </w:rPr>
+      </w:pPr>
+    </w:p>
+    <w:p>
+      <w:pPr>
+        <w:pStyle w:val="ListParagraph"/>
+        <w:numPr>
+          <w:ilvl w:val="0"/>
+          <w:numId w:val="2"/>
+        </w:numPr>
+        <w:ind w:left="0"/>
+        <w:rPr>
+          <w:rFonts w:cs="Arial"/>
+          <w:b/>
+          <w:bCs/>
+          <w:u w:val="single"/>
+        </w:rPr>
+      </w:pPr>
+      <w:r>
+        <w:rPr>
+          <w:rFonts w:cs="Arial"/>
+          <w:b/>
+          <w:bCs/>
+          <w:u w:val="single"/>
+        </w:rPr>
+        <w:t>Other</w:t>
+      </w:r>
+    </w:p>
+    <w:p>
+      <w:pPr>
+        <w:pStyle w:val="ListParagraph"/>
+        <w:numPr>
+          <w:ilvl w:val="0"/>
+          <w:numId w:val="2"/>
+        </w:numPr>
+        <w:ind w:left="360"/>
+        <w:rPr>
+          <w:rFonts w:cs="Arial"/>
+        </w:rPr>
+      </w:pPr>
+      <w:r>
+        <w:rPr>
+          <w:rFonts w:cs="Arial"/>
+        </w:rPr>
+        <w:t>Electric Kettle</w:t>
+      </w:r>
+      <w:r>
+        <w:rPr>
+          <w:rFonts w:cs="Arial"/>
+        </w:rPr>
+        <w:t xml:space="preserve"> </w:t>
+      </w:r>
+      <w:r>
+        <w:rPr>
+          <w:rFonts w:cs="Arial"/>
+        </w:rPr>
+        <w:t>–</w:t>
+      </w:r>
+      <w:r>
+        <w:rPr>
+          <w:rFonts w:cs="Arial"/>
+        </w:rPr>
+        <w:t xml:space="preserve"> e.g., </w:t>
+      </w:r>
+      <w:hyperlink r:id="rId28" w:history="1">
+        <w:r>
+          <w:rPr>
+            <w:rStyle w:val="Hyperlink"/>
+            <w:rFonts w:cs="Arial"/>
+          </w:rPr>
+          <w:t>Amazon link</w:t>
+        </w:r>
+      </w:hyperlink>
+    </w:p>
+    <w:p>
+      <w:pPr>
+        <w:rPr>
+          <w:rFonts w:cs="Arial"/>
+        </w:rPr>
+      </w:pPr>
     </w:p>
     <w:sectPr>
       <w:pgSz w:w="12240" w:h="15840"/>
@@ -1116,25 +1230,25 @@
         <w:rFonts w:ascii="Symbol" w:hAnsi="Symbol" w:hint="default"/>
       </w:rPr>
     </w:lvl>
-    <w:lvl w:ilvl="1" w:tplc="04090003" w:tentative="1">
+    <w:lvl w:ilvl="1" w:tplc="04090003">
       <w:start w:val="1"/>
       <w:numFmt w:val="bullet"/>
       <w:lvlText w:val="o"/>
       <w:lvlJc w:val="left"/>
       <w:pPr>
-        <w:ind w:left="1440" w:hanging="360"/>
+        <w:ind w:left="3240" w:hanging="360"/>
       </w:pPr>
       <w:rPr>
         <w:rFonts w:ascii="Courier New" w:hAnsi="Courier New" w:cs="Courier New" w:hint="default"/>
       </w:rPr>
     </w:lvl>
-    <w:lvl w:ilvl="2" w:tplc="04090005" w:tentative="1">
+    <w:lvl w:ilvl="2" w:tplc="04090005">
       <w:start w:val="1"/>
       <w:numFmt w:val="bullet"/>
       <w:lvlText w:val=""/>
       <w:lvlJc w:val="left"/>
       <w:pPr>
-        <w:ind w:left="2160" w:hanging="360"/>
+        <w:ind w:left="3960" w:hanging="360"/>
       </w:pPr>
       <w:rPr>
         <w:rFonts w:ascii="Wingdings" w:hAnsi="Wingdings" w:hint="default"/>
@@ -1146,7 +1260,7 @@
       <w:lvlText w:val=""/>
       <w:lvlJc w:val="left"/>
       <w:pPr>
-        <w:ind w:left="2880" w:hanging="360"/>
+        <w:ind w:left="4680" w:hanging="360"/>
       </w:pPr>
       <w:rPr>
         <w:rFonts w:ascii="Symbol" w:hAnsi="Symbol" w:hint="default"/>
@@ -1158,7 +1272,7 @@
       <w:lvlText w:val="o"/>
       <w:lvlJc w:val="left"/>
       <w:pPr>
-        <w:ind w:left="3600" w:hanging="360"/>
+        <w:ind w:left="5400" w:hanging="360"/>
       </w:pPr>
       <w:rPr>
         <w:rFonts w:ascii="Courier New" w:hAnsi="Courier New" w:cs="Courier New" w:hint="default"/>
@@ -1170,7 +1284,7 @@
       <w:lvlText w:val=""/>
       <w:lvlJc w:val="left"/>
       <w:pPr>
-        <w:ind w:left="4320" w:hanging="360"/>
+        <w:ind w:left="6120" w:hanging="360"/>
       </w:pPr>
       <w:rPr>
         <w:rFonts w:ascii="Wingdings" w:hAnsi="Wingdings" w:hint="default"/>
@@ -1182,7 +1296,7 @@
       <w:lvlText w:val=""/>
       <w:lvlJc w:val="left"/>
       <w:pPr>
-        <w:ind w:left="5040" w:hanging="360"/>
+        <w:ind w:left="6840" w:hanging="360"/>
       </w:pPr>
       <w:rPr>
         <w:rFonts w:ascii="Symbol" w:hAnsi="Symbol" w:hint="default"/>
@@ -1194,7 +1308,7 @@
       <w:lvlText w:val="o"/>
       <w:lvlJc w:val="left"/>
       <w:pPr>
-        <w:ind w:left="5760" w:hanging="360"/>
+        <w:ind w:left="7560" w:hanging="360"/>
       </w:pPr>
       <w:rPr>
         <w:rFonts w:ascii="Courier New" w:hAnsi="Courier New" w:cs="Courier New" w:hint="default"/>
@@ -1206,7 +1320,7 @@
       <w:lvlText w:val=""/>
       <w:lvlJc w:val="left"/>
       <w:pPr>
-        <w:ind w:left="6480" w:hanging="360"/>
+        <w:ind w:left="8280" w:hanging="360"/>
       </w:pPr>
       <w:rPr>
         <w:rFonts w:ascii="Wingdings" w:hAnsi="Wingdings" w:hint="default"/>

--- a/2020_Christmas_List.docx
+++ b/2020_Christmas_List.docx
@@ -58,21 +58,21 @@
           <w:sz w:val="32"/>
           <w:szCs w:val="32"/>
         </w:rPr>
-        <w:t xml:space="preserve">November </w:t>
+        <w:t>December</w:t>
       </w:r>
       <w:r>
         <w:rPr>
           <w:sz w:val="32"/>
           <w:szCs w:val="32"/>
         </w:rPr>
-        <w:t>2</w:t>
+        <w:t xml:space="preserve"> </w:t>
       </w:r>
       <w:r>
         <w:rPr>
           <w:sz w:val="32"/>
           <w:szCs w:val="32"/>
         </w:rPr>
-        <w:t>3</w:t>
+        <w:t>4</w:t>
       </w:r>
       <w:r>
         <w:rPr>
@@ -880,7 +880,7 @@
         <w:rPr>
           <w:rFonts w:cs="Arial"/>
         </w:rPr>
-        <w:t xml:space="preserve">Fluxx (card game) – e.g., </w:t>
+        <w:t xml:space="preserve">Munchkin (card game) – e.g., </w:t>
       </w:r>
       <w:hyperlink r:id="rId20" w:history="1">
         <w:r>
@@ -908,7 +908,7 @@
         <w:rPr>
           <w:rFonts w:cs="Arial"/>
         </w:rPr>
-        <w:t xml:space="preserve">Munchkin (card game) – e.g., </w:t>
+        <w:t xml:space="preserve">Zombie Dice (dice game) – e.g., </w:t>
       </w:r>
       <w:hyperlink r:id="rId21" w:history="1">
         <w:r>
@@ -936,7 +936,13 @@
         <w:rPr>
           <w:rFonts w:cs="Arial"/>
         </w:rPr>
-        <w:t xml:space="preserve">Zombie Dice (dice game) – e.g., </w:t>
+        <w:t>Dixit (board game)</w:t>
+      </w:r>
+      <w:r>
+        <w:rPr>
+          <w:rFonts w:cs="Arial"/>
+        </w:rPr>
+        <w:t xml:space="preserve"> – e.g., </w:t>
       </w:r>
       <w:hyperlink r:id="rId22" w:history="1">
         <w:r>
@@ -964,13 +970,7 @@
         <w:rPr>
           <w:rFonts w:cs="Arial"/>
         </w:rPr>
-        <w:t>Dixit (board game)</w:t>
-      </w:r>
-      <w:r>
-        <w:rPr>
-          <w:rFonts w:cs="Arial"/>
-        </w:rPr>
-        <w:t xml:space="preserve"> – e.g., </w:t>
+        <w:t xml:space="preserve">Tsuro (board game) – e.g., </w:t>
       </w:r>
       <w:hyperlink r:id="rId23" w:history="1">
         <w:r>
@@ -991,14 +991,17 @@
         </w:numPr>
         <w:ind w:left="360"/>
         <w:rPr>
-          <w:rFonts w:cs="Arial"/>
-        </w:rPr>
-      </w:pPr>
-      <w:r>
-        <w:rPr>
-          <w:rFonts w:cs="Arial"/>
-        </w:rPr>
-        <w:t xml:space="preserve">Tsuro (board game) – e.g., </w:t>
+          <w:rStyle w:val="Hyperlink"/>
+          <w:rFonts w:cs="Arial"/>
+          <w:color w:val="auto"/>
+          <w:u w:val="none"/>
+        </w:rPr>
+      </w:pPr>
+      <w:r>
+        <w:rPr>
+          <w:rFonts w:cs="Arial"/>
+        </w:rPr>
+        <w:t xml:space="preserve">Alhambra (board game) – e.g., </w:t>
       </w:r>
       <w:hyperlink r:id="rId24" w:history="1">
         <w:r>
@@ -1029,7 +1032,7 @@
         <w:rPr>
           <w:rFonts w:cs="Arial"/>
         </w:rPr>
-        <w:t xml:space="preserve">Alhambra (board game) – e.g., </w:t>
+        <w:t xml:space="preserve">Carcassonne (board game) – e.g., </w:t>
       </w:r>
       <w:hyperlink r:id="rId25" w:history="1">
         <w:r>
@@ -1060,7 +1063,21 @@
         <w:rPr>
           <w:rFonts w:cs="Arial"/>
         </w:rPr>
-        <w:t xml:space="preserve">Carcassonne (board game) – e.g., </w:t>
+        <w:t xml:space="preserve">Lords of </w:t>
+      </w:r>
+      <w:proofErr w:type="spellStart"/>
+      <w:r>
+        <w:rPr>
+          <w:rFonts w:cs="Arial"/>
+        </w:rPr>
+        <w:t>Waterdeep</w:t>
+      </w:r>
+      <w:proofErr w:type="spellEnd"/>
+      <w:r>
+        <w:rPr>
+          <w:rFonts w:cs="Arial"/>
+        </w:rPr>
+        <w:t xml:space="preserve"> (board game) – e.g., </w:t>
       </w:r>
       <w:hyperlink r:id="rId26" w:history="1">
         <w:r>
@@ -1074,51 +1091,6 @@
     </w:p>
     <w:p>
       <w:pPr>
-        <w:pStyle w:val="ListParagraph"/>
-        <w:numPr>
-          <w:ilvl w:val="0"/>
-          <w:numId w:val="2"/>
-        </w:numPr>
-        <w:ind w:left="360"/>
-        <w:rPr>
-          <w:rStyle w:val="Hyperlink"/>
-          <w:rFonts w:cs="Arial"/>
-          <w:color w:val="auto"/>
-          <w:u w:val="none"/>
-        </w:rPr>
-      </w:pPr>
-      <w:r>
-        <w:rPr>
-          <w:rFonts w:cs="Arial"/>
-        </w:rPr>
-        <w:t xml:space="preserve">Lords of </w:t>
-      </w:r>
-      <w:proofErr w:type="spellStart"/>
-      <w:r>
-        <w:rPr>
-          <w:rFonts w:cs="Arial"/>
-        </w:rPr>
-        <w:t>Waterdeep</w:t>
-      </w:r>
-      <w:proofErr w:type="spellEnd"/>
-      <w:r>
-        <w:rPr>
-          <w:rFonts w:cs="Arial"/>
-        </w:rPr>
-        <w:t xml:space="preserve"> (board game) – e.g., </w:t>
-      </w:r>
-      <w:hyperlink r:id="rId27" w:history="1">
-        <w:r>
-          <w:rPr>
-            <w:rStyle w:val="Hyperlink"/>
-            <w:rFonts w:cs="Arial"/>
-          </w:rPr>
-          <w:t>Amazon link</w:t>
-        </w:r>
-      </w:hyperlink>
-    </w:p>
-    <w:p>
-      <w:pPr>
         <w:rPr>
           <w:rFonts w:cs="Arial"/>
         </w:rPr>
@@ -1165,13 +1137,7 @@
         <w:rPr>
           <w:rFonts w:cs="Arial"/>
         </w:rPr>
-        <w:t>Electric Kettle</w:t>
-      </w:r>
-      <w:r>
-        <w:rPr>
-          <w:rFonts w:cs="Arial"/>
-        </w:rPr>
-        <w:t xml:space="preserve"> </w:t>
+        <w:t xml:space="preserve">Electric Kettle </w:t>
       </w:r>
       <w:r>
         <w:rPr>
@@ -1185,7 +1151,7 @@
         </w:rPr>
         <w:t xml:space="preserve"> e.g., </w:t>
       </w:r>
-      <w:hyperlink r:id="rId28" w:history="1">
+      <w:hyperlink r:id="rId27" w:history="1">
         <w:r>
           <w:rPr>
             <w:rStyle w:val="Hyperlink"/>

--- a/2020_Christmas_List.docx
+++ b/2020_Christmas_List.docx
@@ -58,7 +58,7 @@
           <w:sz w:val="32"/>
           <w:szCs w:val="32"/>
         </w:rPr>
-        <w:t>December</w:t>
+        <w:t>February</w:t>
       </w:r>
       <w:r>
         <w:rPr>
@@ -72,14 +72,21 @@
           <w:sz w:val="32"/>
           <w:szCs w:val="32"/>
         </w:rPr>
-        <w:t>4</w:t>
+        <w:t>16</w:t>
       </w:r>
       <w:r>
         <w:rPr>
           <w:sz w:val="32"/>
           <w:szCs w:val="32"/>
         </w:rPr>
-        <w:t>, 2020</w:t>
+        <w:t>, 202</w:t>
+      </w:r>
+      <w:r>
+        <w:rPr>
+          <w:sz w:val="32"/>
+          <w:szCs w:val="32"/>
+        </w:rPr>
+        <w:t>1</w:t>
       </w:r>
     </w:p>
     <w:p>
@@ -134,7 +141,7 @@
         <w:rPr>
           <w:rFonts w:cs="Arial"/>
         </w:rPr>
-        <w:t xml:space="preserve">Power Grid </w:t>
+        <w:t xml:space="preserve">Mississippi Queen </w:t>
       </w:r>
       <w:r>
         <w:rPr>
@@ -216,7 +223,7 @@
         <w:rPr>
           <w:rFonts w:cs="Arial"/>
         </w:rPr>
-        <w:t xml:space="preserve">Mississippi Queen </w:t>
+        <w:t xml:space="preserve">Secret Hitler </w:t>
       </w:r>
       <w:r>
         <w:rPr>
@@ -258,19 +265,7 @@
         <w:rPr>
           <w:rFonts w:cs="Arial"/>
         </w:rPr>
-        <w:t xml:space="preserve"> </w:t>
-      </w:r>
-      <w:r>
-        <w:rPr>
-          <w:rFonts w:cs="Arial"/>
-        </w:rPr>
-        <w:t>–</w:t>
-      </w:r>
-      <w:r>
-        <w:rPr>
-          <w:rFonts w:cs="Arial"/>
-        </w:rPr>
-        <w:t xml:space="preserve"> e.g., </w:t>
+        <w:t xml:space="preserve"> – e.g., </w:t>
       </w:r>
       <w:hyperlink r:id="rId7" w:history="1">
         <w:r>
@@ -298,7 +293,7 @@
         <w:rPr>
           <w:rFonts w:cs="Arial"/>
         </w:rPr>
-        <w:t xml:space="preserve">Secret Hitler </w:t>
+        <w:t xml:space="preserve">Coup </w:t>
       </w:r>
       <w:r>
         <w:rPr>
@@ -310,13 +305,13 @@
         <w:rPr>
           <w:rFonts w:cs="Arial"/>
         </w:rPr>
-        <w:t>b</w:t>
-      </w:r>
-      <w:r>
-        <w:rPr>
-          <w:rFonts w:cs="Arial"/>
-        </w:rPr>
-        <w:t xml:space="preserve">oard </w:t>
+        <w:t>c</w:t>
+      </w:r>
+      <w:r>
+        <w:rPr>
+          <w:rFonts w:cs="Arial"/>
+        </w:rPr>
+        <w:t xml:space="preserve">ard </w:t>
       </w:r>
       <w:r>
         <w:rPr>
@@ -368,7 +363,7 @@
         <w:rPr>
           <w:rFonts w:cs="Arial"/>
         </w:rPr>
-        <w:t xml:space="preserve">Codenames </w:t>
+        <w:t xml:space="preserve">Bang! </w:t>
       </w:r>
       <w:r>
         <w:rPr>
@@ -380,13 +375,13 @@
         <w:rPr>
           <w:rFonts w:cs="Arial"/>
         </w:rPr>
-        <w:t>b</w:t>
-      </w:r>
-      <w:r>
-        <w:rPr>
-          <w:rFonts w:cs="Arial"/>
-        </w:rPr>
-        <w:t xml:space="preserve">oard </w:t>
+        <w:t>c</w:t>
+      </w:r>
+      <w:r>
+        <w:rPr>
+          <w:rFonts w:cs="Arial"/>
+        </w:rPr>
+        <w:t xml:space="preserve">ard </w:t>
       </w:r>
       <w:r>
         <w:rPr>
@@ -438,25 +433,25 @@
         <w:rPr>
           <w:rFonts w:cs="Arial"/>
         </w:rPr>
-        <w:t xml:space="preserve">Love Letter </w:t>
-      </w:r>
-      <w:r>
-        <w:rPr>
-          <w:rFonts w:cs="Arial"/>
-        </w:rPr>
-        <w:t>(</w:t>
-      </w:r>
-      <w:r>
-        <w:rPr>
-          <w:rFonts w:cs="Arial"/>
-        </w:rPr>
-        <w:t>c</w:t>
-      </w:r>
-      <w:r>
-        <w:rPr>
-          <w:rFonts w:cs="Arial"/>
-        </w:rPr>
-        <w:t xml:space="preserve">ard </w:t>
+        <w:t>Betrayal at House on the Hill</w:t>
+      </w:r>
+      <w:r>
+        <w:rPr>
+          <w:rFonts w:cs="Arial"/>
+        </w:rPr>
+        <w:t xml:space="preserve"> (</w:t>
+      </w:r>
+      <w:r>
+        <w:rPr>
+          <w:rFonts w:cs="Arial"/>
+        </w:rPr>
+        <w:t>b</w:t>
+      </w:r>
+      <w:r>
+        <w:rPr>
+          <w:rFonts w:cs="Arial"/>
+        </w:rPr>
+        <w:t xml:space="preserve">oard </w:t>
       </w:r>
       <w:r>
         <w:rPr>
@@ -468,19 +463,7 @@
         <w:rPr>
           <w:rFonts w:cs="Arial"/>
         </w:rPr>
-        <w:t>ame</w:t>
-      </w:r>
-      <w:r>
-        <w:rPr>
-          <w:rFonts w:cs="Arial"/>
-        </w:rPr>
-        <w:t>)</w:t>
-      </w:r>
-      <w:r>
-        <w:rPr>
-          <w:rFonts w:cs="Arial"/>
-        </w:rPr>
-        <w:t xml:space="preserve"> – e.g., </w:t>
+        <w:t xml:space="preserve">ame) – e.g., </w:t>
       </w:r>
       <w:hyperlink r:id="rId10" w:history="1">
         <w:r>
@@ -508,49 +491,13 @@
         <w:rPr>
           <w:rFonts w:cs="Arial"/>
         </w:rPr>
-        <w:t xml:space="preserve">Coup </w:t>
-      </w:r>
-      <w:r>
-        <w:rPr>
-          <w:rFonts w:cs="Arial"/>
-        </w:rPr>
-        <w:t>(</w:t>
-      </w:r>
-      <w:r>
-        <w:rPr>
-          <w:rFonts w:cs="Arial"/>
-        </w:rPr>
-        <w:t>c</w:t>
-      </w:r>
-      <w:r>
-        <w:rPr>
-          <w:rFonts w:cs="Arial"/>
-        </w:rPr>
-        <w:t xml:space="preserve">ard </w:t>
-      </w:r>
-      <w:r>
-        <w:rPr>
-          <w:rFonts w:cs="Arial"/>
-        </w:rPr>
-        <w:t>g</w:t>
-      </w:r>
-      <w:r>
-        <w:rPr>
-          <w:rFonts w:cs="Arial"/>
-        </w:rPr>
-        <w:t>ame</w:t>
-      </w:r>
-      <w:r>
-        <w:rPr>
-          <w:rFonts w:cs="Arial"/>
-        </w:rPr>
-        <w:t>)</w:t>
-      </w:r>
-      <w:r>
-        <w:rPr>
-          <w:rFonts w:cs="Arial"/>
-        </w:rPr>
-        <w:t xml:space="preserve"> – e.g., </w:t>
+        <w:t xml:space="preserve">Guillotine </w:t>
+      </w:r>
+      <w:r>
+        <w:rPr>
+          <w:rFonts w:cs="Arial"/>
+        </w:rPr>
+        <w:t xml:space="preserve">(card game) – e.g., </w:t>
       </w:r>
       <w:hyperlink r:id="rId11" w:history="1">
         <w:r>
@@ -574,53 +521,19 @@
           <w:rFonts w:cs="Arial"/>
         </w:rPr>
       </w:pPr>
-      <w:r>
-        <w:rPr>
-          <w:rFonts w:cs="Arial"/>
-        </w:rPr>
-        <w:t xml:space="preserve">Bang! </w:t>
-      </w:r>
-      <w:r>
-        <w:rPr>
-          <w:rFonts w:cs="Arial"/>
-        </w:rPr>
-        <w:t>(</w:t>
-      </w:r>
-      <w:r>
-        <w:rPr>
-          <w:rFonts w:cs="Arial"/>
-        </w:rPr>
-        <w:t>c</w:t>
-      </w:r>
-      <w:r>
-        <w:rPr>
-          <w:rFonts w:cs="Arial"/>
-        </w:rPr>
-        <w:t xml:space="preserve">ard </w:t>
-      </w:r>
-      <w:r>
-        <w:rPr>
-          <w:rFonts w:cs="Arial"/>
-        </w:rPr>
-        <w:t>g</w:t>
-      </w:r>
-      <w:r>
-        <w:rPr>
-          <w:rFonts w:cs="Arial"/>
-        </w:rPr>
-        <w:t>ame</w:t>
-      </w:r>
-      <w:r>
-        <w:rPr>
-          <w:rFonts w:cs="Arial"/>
-        </w:rPr>
-        <w:t>)</w:t>
-      </w:r>
-      <w:r>
-        <w:rPr>
-          <w:rFonts w:cs="Arial"/>
-        </w:rPr>
-        <w:t xml:space="preserve"> – e.g., </w:t>
+      <w:proofErr w:type="spellStart"/>
+      <w:r>
+        <w:rPr>
+          <w:rFonts w:cs="Arial"/>
+        </w:rPr>
+        <w:t>Hanabi</w:t>
+      </w:r>
+      <w:proofErr w:type="spellEnd"/>
+      <w:r>
+        <w:rPr>
+          <w:rFonts w:cs="Arial"/>
+        </w:rPr>
+        <w:t xml:space="preserve"> (card game) – e.g., </w:t>
       </w:r>
       <w:hyperlink r:id="rId12" w:history="1">
         <w:r>
@@ -648,37 +561,7 @@
         <w:rPr>
           <w:rFonts w:cs="Arial"/>
         </w:rPr>
-        <w:t>Betrayal at House on the Hill</w:t>
-      </w:r>
-      <w:r>
-        <w:rPr>
-          <w:rFonts w:cs="Arial"/>
-        </w:rPr>
-        <w:t xml:space="preserve"> (</w:t>
-      </w:r>
-      <w:r>
-        <w:rPr>
-          <w:rFonts w:cs="Arial"/>
-        </w:rPr>
-        <w:t>b</w:t>
-      </w:r>
-      <w:r>
-        <w:rPr>
-          <w:rFonts w:cs="Arial"/>
-        </w:rPr>
-        <w:t xml:space="preserve">oard </w:t>
-      </w:r>
-      <w:r>
-        <w:rPr>
-          <w:rFonts w:cs="Arial"/>
-        </w:rPr>
-        <w:t>g</w:t>
-      </w:r>
-      <w:r>
-        <w:rPr>
-          <w:rFonts w:cs="Arial"/>
-        </w:rPr>
-        <w:t xml:space="preserve">ame) – e.g., </w:t>
+        <w:t xml:space="preserve">Zombies!!! (board game) – e.g., </w:t>
       </w:r>
       <w:hyperlink r:id="rId13" w:history="1">
         <w:r>
@@ -706,13 +589,7 @@
         <w:rPr>
           <w:rFonts w:cs="Arial"/>
         </w:rPr>
-        <w:t xml:space="preserve">Guillotine </w:t>
-      </w:r>
-      <w:r>
-        <w:rPr>
-          <w:rFonts w:cs="Arial"/>
-        </w:rPr>
-        <w:t xml:space="preserve">(card game) – e.g., </w:t>
+        <w:t xml:space="preserve">Catan (board game) – e.g., </w:t>
       </w:r>
       <w:hyperlink r:id="rId14" w:history="1">
         <w:r>
@@ -740,7 +617,7 @@
         <w:rPr>
           <w:rFonts w:cs="Arial"/>
         </w:rPr>
-        <w:t xml:space="preserve">Saboteur (card game) – e.g., </w:t>
+        <w:t xml:space="preserve">Dominion (board game) – e.g., </w:t>
       </w:r>
       <w:hyperlink r:id="rId15" w:history="1">
         <w:r>
@@ -768,7 +645,7 @@
         <w:rPr>
           <w:rFonts w:cs="Arial"/>
         </w:rPr>
-        <w:t xml:space="preserve">Hanabi (card game) – e.g., </w:t>
+        <w:t xml:space="preserve">Munchkin (card game) – e.g., </w:t>
       </w:r>
       <w:hyperlink r:id="rId16" w:history="1">
         <w:r>
@@ -796,7 +673,7 @@
         <w:rPr>
           <w:rFonts w:cs="Arial"/>
         </w:rPr>
-        <w:t xml:space="preserve">Zombies!!! (board game) – e.g., </w:t>
+        <w:t xml:space="preserve">Zombie Dice (dice game) – e.g., </w:t>
       </w:r>
       <w:hyperlink r:id="rId17" w:history="1">
         <w:r>
@@ -824,7 +701,13 @@
         <w:rPr>
           <w:rFonts w:cs="Arial"/>
         </w:rPr>
-        <w:t xml:space="preserve">Catan (board game) – e.g., </w:t>
+        <w:t>Dixit (board game)</w:t>
+      </w:r>
+      <w:r>
+        <w:rPr>
+          <w:rFonts w:cs="Arial"/>
+        </w:rPr>
+        <w:t xml:space="preserve"> – e.g., </w:t>
       </w:r>
       <w:hyperlink r:id="rId18" w:history="1">
         <w:r>
@@ -852,7 +735,7 @@
         <w:rPr>
           <w:rFonts w:cs="Arial"/>
         </w:rPr>
-        <w:t xml:space="preserve">Dominion (board game) – e.g., </w:t>
+        <w:t xml:space="preserve">Tsuro (board game) – e.g., </w:t>
       </w:r>
       <w:hyperlink r:id="rId19" w:history="1">
         <w:r>
@@ -873,14 +756,17 @@
         </w:numPr>
         <w:ind w:left="360"/>
         <w:rPr>
-          <w:rFonts w:cs="Arial"/>
-        </w:rPr>
-      </w:pPr>
-      <w:r>
-        <w:rPr>
-          <w:rFonts w:cs="Arial"/>
-        </w:rPr>
-        <w:t xml:space="preserve">Munchkin (card game) – e.g., </w:t>
+          <w:rStyle w:val="Hyperlink"/>
+          <w:rFonts w:cs="Arial"/>
+          <w:color w:val="auto"/>
+          <w:u w:val="none"/>
+        </w:rPr>
+      </w:pPr>
+      <w:r>
+        <w:rPr>
+          <w:rFonts w:cs="Arial"/>
+        </w:rPr>
+        <w:t xml:space="preserve">Alhambra (board game) – e.g., </w:t>
       </w:r>
       <w:hyperlink r:id="rId20" w:history="1">
         <w:r>
@@ -901,14 +787,17 @@
         </w:numPr>
         <w:ind w:left="360"/>
         <w:rPr>
-          <w:rFonts w:cs="Arial"/>
-        </w:rPr>
-      </w:pPr>
-      <w:r>
-        <w:rPr>
-          <w:rFonts w:cs="Arial"/>
-        </w:rPr>
-        <w:t xml:space="preserve">Zombie Dice (dice game) – e.g., </w:t>
+          <w:rStyle w:val="Hyperlink"/>
+          <w:rFonts w:cs="Arial"/>
+          <w:color w:val="auto"/>
+          <w:u w:val="none"/>
+        </w:rPr>
+      </w:pPr>
+      <w:r>
+        <w:rPr>
+          <w:rFonts w:cs="Arial"/>
+        </w:rPr>
+        <w:t xml:space="preserve">Carcassonne (board game) – e.g., </w:t>
       </w:r>
       <w:hyperlink r:id="rId21" w:history="1">
         <w:r>
@@ -929,20 +818,31 @@
         </w:numPr>
         <w:ind w:left="360"/>
         <w:rPr>
-          <w:rFonts w:cs="Arial"/>
-        </w:rPr>
-      </w:pPr>
-      <w:r>
-        <w:rPr>
-          <w:rFonts w:cs="Arial"/>
-        </w:rPr>
-        <w:t>Dixit (board game)</w:t>
-      </w:r>
-      <w:r>
-        <w:rPr>
-          <w:rFonts w:cs="Arial"/>
-        </w:rPr>
-        <w:t xml:space="preserve"> – e.g., </w:t>
+          <w:rStyle w:val="Hyperlink"/>
+          <w:rFonts w:cs="Arial"/>
+          <w:color w:val="auto"/>
+          <w:u w:val="none"/>
+        </w:rPr>
+      </w:pPr>
+      <w:r>
+        <w:rPr>
+          <w:rFonts w:cs="Arial"/>
+        </w:rPr>
+        <w:t xml:space="preserve">Lords of </w:t>
+      </w:r>
+      <w:proofErr w:type="spellStart"/>
+      <w:r>
+        <w:rPr>
+          <w:rFonts w:cs="Arial"/>
+        </w:rPr>
+        <w:t>Waterdeep</w:t>
+      </w:r>
+      <w:proofErr w:type="spellEnd"/>
+      <w:r>
+        <w:rPr>
+          <w:rFonts w:cs="Arial"/>
+        </w:rPr>
+        <w:t xml:space="preserve"> (board game) – e.g., </w:t>
       </w:r>
       <w:hyperlink r:id="rId22" w:history="1">
         <w:r>
@@ -956,210 +856,10 @@
     </w:p>
     <w:p>
       <w:pPr>
-        <w:pStyle w:val="ListParagraph"/>
-        <w:numPr>
-          <w:ilvl w:val="0"/>
-          <w:numId w:val="2"/>
-        </w:numPr>
-        <w:ind w:left="360"/>
-        <w:rPr>
-          <w:rFonts w:cs="Arial"/>
-        </w:rPr>
-      </w:pPr>
-      <w:r>
-        <w:rPr>
-          <w:rFonts w:cs="Arial"/>
-        </w:rPr>
-        <w:t xml:space="preserve">Tsuro (board game) – e.g., </w:t>
-      </w:r>
-      <w:hyperlink r:id="rId23" w:history="1">
-        <w:r>
-          <w:rPr>
-            <w:rStyle w:val="Hyperlink"/>
-            <w:rFonts w:cs="Arial"/>
-          </w:rPr>
-          <w:t>Amazon link</w:t>
-        </w:r>
-      </w:hyperlink>
-    </w:p>
-    <w:p>
-      <w:pPr>
-        <w:pStyle w:val="ListParagraph"/>
-        <w:numPr>
-          <w:ilvl w:val="0"/>
-          <w:numId w:val="2"/>
-        </w:numPr>
-        <w:ind w:left="360"/>
-        <w:rPr>
-          <w:rStyle w:val="Hyperlink"/>
-          <w:rFonts w:cs="Arial"/>
-          <w:color w:val="auto"/>
-          <w:u w:val="none"/>
-        </w:rPr>
-      </w:pPr>
-      <w:r>
-        <w:rPr>
-          <w:rFonts w:cs="Arial"/>
-        </w:rPr>
-        <w:t xml:space="preserve">Alhambra (board game) – e.g., </w:t>
-      </w:r>
-      <w:hyperlink r:id="rId24" w:history="1">
-        <w:r>
-          <w:rPr>
-            <w:rStyle w:val="Hyperlink"/>
-            <w:rFonts w:cs="Arial"/>
-          </w:rPr>
-          <w:t>Amazon link</w:t>
-        </w:r>
-      </w:hyperlink>
-    </w:p>
-    <w:p>
-      <w:pPr>
-        <w:pStyle w:val="ListParagraph"/>
-        <w:numPr>
-          <w:ilvl w:val="0"/>
-          <w:numId w:val="2"/>
-        </w:numPr>
-        <w:ind w:left="360"/>
-        <w:rPr>
-          <w:rStyle w:val="Hyperlink"/>
-          <w:rFonts w:cs="Arial"/>
-          <w:color w:val="auto"/>
-          <w:u w:val="none"/>
-        </w:rPr>
-      </w:pPr>
-      <w:r>
-        <w:rPr>
-          <w:rFonts w:cs="Arial"/>
-        </w:rPr>
-        <w:t xml:space="preserve">Carcassonne (board game) – e.g., </w:t>
-      </w:r>
-      <w:hyperlink r:id="rId25" w:history="1">
-        <w:r>
-          <w:rPr>
-            <w:rStyle w:val="Hyperlink"/>
-            <w:rFonts w:cs="Arial"/>
-          </w:rPr>
-          <w:t>Amazon link</w:t>
-        </w:r>
-      </w:hyperlink>
-    </w:p>
-    <w:p>
-      <w:pPr>
-        <w:pStyle w:val="ListParagraph"/>
-        <w:numPr>
-          <w:ilvl w:val="0"/>
-          <w:numId w:val="2"/>
-        </w:numPr>
-        <w:ind w:left="360"/>
-        <w:rPr>
-          <w:rStyle w:val="Hyperlink"/>
-          <w:rFonts w:cs="Arial"/>
-          <w:color w:val="auto"/>
-          <w:u w:val="none"/>
-        </w:rPr>
-      </w:pPr>
-      <w:r>
-        <w:rPr>
-          <w:rFonts w:cs="Arial"/>
-        </w:rPr>
-        <w:t xml:space="preserve">Lords of </w:t>
-      </w:r>
-      <w:proofErr w:type="spellStart"/>
-      <w:r>
-        <w:rPr>
-          <w:rFonts w:cs="Arial"/>
-        </w:rPr>
-        <w:t>Waterdeep</w:t>
-      </w:r>
-      <w:proofErr w:type="spellEnd"/>
-      <w:r>
-        <w:rPr>
-          <w:rFonts w:cs="Arial"/>
-        </w:rPr>
-        <w:t xml:space="preserve"> (board game) – e.g., </w:t>
-      </w:r>
-      <w:hyperlink r:id="rId26" w:history="1">
-        <w:r>
-          <w:rPr>
-            <w:rStyle w:val="Hyperlink"/>
-            <w:rFonts w:cs="Arial"/>
-          </w:rPr>
-          <w:t>Amazon link</w:t>
-        </w:r>
-      </w:hyperlink>
-    </w:p>
-    <w:p>
-      <w:pPr>
-        <w:rPr>
-          <w:rFonts w:cs="Arial"/>
-        </w:rPr>
-      </w:pPr>
-    </w:p>
-    <w:p>
-      <w:pPr>
-        <w:pStyle w:val="ListParagraph"/>
-        <w:numPr>
-          <w:ilvl w:val="0"/>
-          <w:numId w:val="2"/>
-        </w:numPr>
-        <w:ind w:left="0"/>
-        <w:rPr>
-          <w:rFonts w:cs="Arial"/>
-          <w:b/>
-          <w:bCs/>
-          <w:u w:val="single"/>
-        </w:rPr>
-      </w:pPr>
-      <w:r>
-        <w:rPr>
-          <w:rFonts w:cs="Arial"/>
-          <w:b/>
-          <w:bCs/>
-          <w:u w:val="single"/>
-        </w:rPr>
-        <w:t>Other</w:t>
-      </w:r>
-    </w:p>
-    <w:p>
-      <w:pPr>
-        <w:pStyle w:val="ListParagraph"/>
-        <w:numPr>
-          <w:ilvl w:val="0"/>
-          <w:numId w:val="2"/>
-        </w:numPr>
-        <w:ind w:left="360"/>
-        <w:rPr>
-          <w:rFonts w:cs="Arial"/>
-        </w:rPr>
-      </w:pPr>
-      <w:r>
-        <w:rPr>
-          <w:rFonts w:cs="Arial"/>
-        </w:rPr>
-        <w:t xml:space="preserve">Electric Kettle </w:t>
-      </w:r>
-      <w:r>
-        <w:rPr>
-          <w:rFonts w:cs="Arial"/>
-        </w:rPr>
-        <w:t>–</w:t>
-      </w:r>
-      <w:r>
-        <w:rPr>
-          <w:rFonts w:cs="Arial"/>
-        </w:rPr>
-        <w:t xml:space="preserve"> e.g., </w:t>
-      </w:r>
-      <w:hyperlink r:id="rId27" w:history="1">
-        <w:r>
-          <w:rPr>
-            <w:rStyle w:val="Hyperlink"/>
-            <w:rFonts w:cs="Arial"/>
-          </w:rPr>
-          <w:t>Amazon link</w:t>
-        </w:r>
-      </w:hyperlink>
+        <w:rPr>
+          <w:rFonts w:cs="Arial"/>
+        </w:rPr>
+      </w:pPr>
     </w:p>
     <w:p>
       <w:pPr>

--- a/2020_Christmas_List.docx
+++ b/2020_Christmas_List.docx
@@ -195,7 +195,13 @@
         <w:rPr>
           <w:rFonts w:cs="Arial"/>
         </w:rPr>
-        <w:t xml:space="preserve"> e.g., </w:t>
+        <w:t xml:space="preserve"> e.</w:t>
+      </w:r>
+      <w:r>
+        <w:rPr>
+          <w:rFonts w:cs="Arial"/>
+        </w:rPr>
+        <w:t xml:space="preserve">g., </w:t>
       </w:r>
       <w:hyperlink r:id="rId6" w:history="1">
         <w:r>
@@ -203,7 +209,21 @@
             <w:rStyle w:val="Hyperlink"/>
             <w:rFonts w:cs="Arial"/>
           </w:rPr>
-          <w:t>Amazon link</w:t>
+          <w:t>Ama</w:t>
+        </w:r>
+        <w:r>
+          <w:rPr>
+            <w:rStyle w:val="Hyperlink"/>
+            <w:rFonts w:cs="Arial"/>
+          </w:rPr>
+          <w:t>z</w:t>
+        </w:r>
+        <w:r>
+          <w:rPr>
+            <w:rStyle w:val="Hyperlink"/>
+            <w:rFonts w:cs="Arial"/>
+          </w:rPr>
+          <w:t>on link</w:t>
         </w:r>
       </w:hyperlink>
     </w:p>

--- a/2020_Christmas_List.docx
+++ b/2020_Christmas_List.docx
@@ -58,21 +58,7 @@
           <w:sz w:val="32"/>
           <w:szCs w:val="32"/>
         </w:rPr>
-        <w:t>February</w:t>
-      </w:r>
-      <w:r>
-        <w:rPr>
-          <w:sz w:val="32"/>
-          <w:szCs w:val="32"/>
-        </w:rPr>
-        <w:t xml:space="preserve"> </w:t>
-      </w:r>
-      <w:r>
-        <w:rPr>
-          <w:sz w:val="32"/>
-          <w:szCs w:val="32"/>
-        </w:rPr>
-        <w:t>16</w:t>
+        <w:t>March 10</w:t>
       </w:r>
       <w:r>
         <w:rPr>
@@ -209,21 +195,7 @@
             <w:rStyle w:val="Hyperlink"/>
             <w:rFonts w:cs="Arial"/>
           </w:rPr>
-          <w:t>Ama</w:t>
-        </w:r>
-        <w:r>
-          <w:rPr>
-            <w:rStyle w:val="Hyperlink"/>
-            <w:rFonts w:cs="Arial"/>
-          </w:rPr>
-          <w:t>z</w:t>
-        </w:r>
-        <w:r>
-          <w:rPr>
-            <w:rStyle w:val="Hyperlink"/>
-            <w:rFonts w:cs="Arial"/>
-          </w:rPr>
-          <w:t>on link</w:t>
+          <w:t>Amazon link</w:t>
         </w:r>
       </w:hyperlink>
     </w:p>
@@ -865,6 +837,43 @@
         <w:t xml:space="preserve"> (board game) – e.g., </w:t>
       </w:r>
       <w:hyperlink r:id="rId22" w:history="1">
+        <w:r>
+          <w:rPr>
+            <w:rStyle w:val="Hyperlink"/>
+            <w:rFonts w:cs="Arial"/>
+          </w:rPr>
+          <w:t>Amazon link</w:t>
+        </w:r>
+      </w:hyperlink>
+    </w:p>
+    <w:p>
+      <w:pPr>
+        <w:pStyle w:val="ListParagraph"/>
+        <w:numPr>
+          <w:ilvl w:val="0"/>
+          <w:numId w:val="2"/>
+        </w:numPr>
+        <w:ind w:left="360"/>
+        <w:rPr>
+          <w:rStyle w:val="Hyperlink"/>
+          <w:rFonts w:cs="Arial"/>
+          <w:color w:val="auto"/>
+          <w:u w:val="none"/>
+        </w:rPr>
+      </w:pPr>
+      <w:r>
+        <w:rPr>
+          <w:rFonts w:cs="Arial"/>
+        </w:rPr>
+        <w:t>Root</w:t>
+      </w:r>
+      <w:r>
+        <w:rPr>
+          <w:rFonts w:cs="Arial"/>
+        </w:rPr>
+        <w:t xml:space="preserve"> (board game) – e.g., </w:t>
+      </w:r>
+      <w:hyperlink r:id="rId23" w:history="1">
         <w:r>
           <w:rPr>
             <w:rStyle w:val="Hyperlink"/>
